--- a/library/entra-id-solutions/passwordless-fido2-phishing-resistant-mfa-gcc-high/v1.0.0/deliverables/FIDO2G-Solution.docx
+++ b/library/entra-id-solutions/passwordless-fido2-phishing-resistant-mfa-gcc-high/v1.0.0/deliverables/FIDO2G-Solution.docx
@@ -91,7 +91,7 @@
         <w:rPr>
           <w:b/>
         </w:rPr>
-        <w:t>Workplace Marketplace · Entra ID Solutions · US Sovereign Cloud (GCC High / DoD)</w:t>
+        <w:t>White-label · Entra ID Solutions · US Sovereign Cloud (GCC High / DoD)</w:t>
       </w:r>
     </w:p>
     <w:p>
@@ -3223,6 +3223,2573 @@
         <w:pStyle w:val="Heading1"/>
       </w:pPr>
       <w:r>
+        <w:t>Global Requirements — Entra ID Solutions (category-level)</w:t>
+      </w:r>
+    </w:p>
+    <w:p>
+      <w:r>
+        <w:t xml:space="preserve">These requirements apply to </w:t>
+      </w:r>
+      <w:r>
+        <w:rPr>
+          <w:b/>
+        </w:rPr>
+        <w:t>every</w:t>
+      </w:r>
+      <w:r>
+        <w:t xml:space="preserve"> solution in the </w:t>
+      </w:r>
+      <w:r>
+        <w:rPr>
+          <w:b/>
+        </w:rPr>
+        <w:t>Entra ID Solutions</w:t>
+      </w:r>
+      <w:r>
+        <w:t xml:space="preserve"> category. They are published once at the category level so individual listings stay small. Confirm these before deploying *any* Entra ID identity solution. Each entry: </w:t>
+      </w:r>
+      <w:r>
+        <w:rPr>
+          <w:b/>
+        </w:rPr>
+        <w:t>Description · Why · Verify · Implement-if-missing.</w:t>
+      </w:r>
+    </w:p>
+    <w:p>
+      <w:pPr>
+        <w:pStyle w:val="Heading2"/>
+      </w:pPr>
+      <w:r>
+        <w:t>G1. Microsoft Entra ID tenant</w:t>
+      </w:r>
+    </w:p>
+    <w:p>
+      <w:r>
+        <w:rPr>
+          <w:b/>
+        </w:rPr>
+        <w:t>Description:</w:t>
+      </w:r>
+      <w:r>
+        <w:t xml:space="preserve"> An active Microsoft Entra ID tenant. </w:t>
+      </w:r>
+      <w:r>
+        <w:rPr>
+          <w:b/>
+        </w:rPr>
+        <w:t>Why:</w:t>
+      </w:r>
+      <w:r>
+        <w:t xml:space="preserve"> It is the identity backbone that issues credentials, evaluates Conditional Access, and stores authentication methods. </w:t>
+      </w:r>
+      <w:r>
+        <w:rPr>
+          <w:b/>
+        </w:rPr>
+        <w:t>Verify:</w:t>
+      </w:r>
+      <w:r>
+        <w:t xml:space="preserve"> Sign in to </w:t>
+      </w:r>
+      <w:r>
+        <w:rPr>
+          <w:rFonts w:ascii="Consolas" w:hAnsi="Consolas"/>
+          <w:sz w:val="19"/>
+        </w:rPr>
+        <w:t>https://entra.microsoft.com</w:t>
+      </w:r>
+      <w:r>
+        <w:t xml:space="preserve"> as an administrator; the tenant Overview loads. </w:t>
+      </w:r>
+      <w:r>
+        <w:rPr>
+          <w:b/>
+        </w:rPr>
+        <w:t>Implement:</w:t>
+      </w:r>
+      <w:r>
+        <w:t xml:space="preserve"> Create a Microsoft 365 / Azure subscription, which provisions a tenant.</w:t>
+      </w:r>
+    </w:p>
+    <w:p>
+      <w:pPr>
+        <w:pStyle w:val="Heading2"/>
+      </w:pPr>
+      <w:r>
+        <w:t>G2. Entra ID licensing (P1 / P2)</w:t>
+      </w:r>
+    </w:p>
+    <w:p>
+      <w:r>
+        <w:rPr>
+          <w:b/>
+        </w:rPr>
+        <w:t>Description:</w:t>
+      </w:r>
+      <w:r>
+        <w:t xml:space="preserve"> Entra ID P1 for Conditional Access; P2 for risk-based policies and Identity Protection. </w:t>
+      </w:r>
+      <w:r>
+        <w:rPr>
+          <w:b/>
+        </w:rPr>
+        <w:t>Why:</w:t>
+      </w:r>
+      <w:r>
+        <w:t xml:space="preserve"> Conditional Access authentication strengths require P1; risk-driven enforcement requires P2. </w:t>
+      </w:r>
+      <w:r>
+        <w:rPr>
+          <w:b/>
+        </w:rPr>
+        <w:t>Verify:</w:t>
+      </w:r>
+      <w:r>
+        <w:t xml:space="preserve"> Entra → </w:t>
+      </w:r>
+      <w:r>
+        <w:rPr>
+          <w:b/>
+        </w:rPr>
+        <w:t>Overview</w:t>
+      </w:r>
+      <w:r>
+        <w:t xml:space="preserve">; or M365 admin center → </w:t>
+      </w:r>
+      <w:r>
+        <w:rPr>
+          <w:b/>
+        </w:rPr>
+        <w:t>Billing → Licenses</w:t>
+      </w:r>
+      <w:r>
+        <w:t xml:space="preserve"> (look for Entra ID P1/P2, included in M365 E3/E5 and Business Premium). </w:t>
+      </w:r>
+      <w:r>
+        <w:rPr>
+          <w:b/>
+        </w:rPr>
+        <w:t>Implement:</w:t>
+      </w:r>
+      <w:r>
+        <w:t xml:space="preserve"> Assign M365 E3/E5, Business Premium, or standalone Entra ID P1/P2.</w:t>
+      </w:r>
+    </w:p>
+    <w:p>
+      <w:pPr>
+        <w:pStyle w:val="Heading2"/>
+      </w:pPr>
+      <w:r>
+        <w:t>G3. Administrative roles</w:t>
+      </w:r>
+    </w:p>
+    <w:p>
+      <w:r>
+        <w:rPr>
+          <w:b/>
+        </w:rPr>
+        <w:t>Description:</w:t>
+      </w:r>
+      <w:r>
+        <w:t xml:space="preserve"> Appropriate Entra admin roles for the operator. </w:t>
+      </w:r>
+      <w:r>
+        <w:rPr>
+          <w:b/>
+        </w:rPr>
+        <w:t>Why:</w:t>
+      </w:r>
+      <w:r>
+        <w:t xml:space="preserve"> Editing authentication methods and Conditional Access requires elevated rights. </w:t>
+      </w:r>
+      <w:r>
+        <w:rPr>
+          <w:b/>
+        </w:rPr>
+        <w:t>Verify:</w:t>
+      </w:r>
+      <w:r>
+        <w:t xml:space="preserve"> Entra → </w:t>
+      </w:r>
+      <w:r>
+        <w:rPr>
+          <w:b/>
+        </w:rPr>
+        <w:t>Roles and administrators</w:t>
+      </w:r>
+      <w:r>
+        <w:t xml:space="preserve">; confirm </w:t>
+      </w:r>
+      <w:r>
+        <w:rPr>
+          <w:b/>
+        </w:rPr>
+        <w:t>Authentication Policy Administrator</w:t>
+      </w:r>
+      <w:r>
+        <w:t xml:space="preserve"> (methods) and </w:t>
+      </w:r>
+      <w:r>
+        <w:rPr>
+          <w:b/>
+        </w:rPr>
+        <w:t>Conditional Access Administrator</w:t>
+      </w:r>
+      <w:r>
+        <w:t xml:space="preserve"> (policies). </w:t>
+      </w:r>
+      <w:r>
+        <w:rPr>
+          <w:b/>
+        </w:rPr>
+        <w:t>Implement:</w:t>
+      </w:r>
+      <w:r>
+        <w:t xml:space="preserve"> Assign </w:t>
+      </w:r>
+      <w:r>
+        <w:rPr>
+          <w:b/>
+        </w:rPr>
+        <w:t>Authentication Policy Administrator</w:t>
+      </w:r>
+      <w:r>
+        <w:t xml:space="preserve"> + </w:t>
+      </w:r>
+      <w:r>
+        <w:rPr>
+          <w:b/>
+        </w:rPr>
+        <w:t>Conditional Access Administrator</w:t>
+      </w:r>
+      <w:r>
+        <w:t xml:space="preserve">; reserve </w:t>
+      </w:r>
+      <w:r>
+        <w:rPr>
+          <w:b/>
+        </w:rPr>
+        <w:t>Global Administrator</w:t>
+      </w:r>
+      <w:r>
+        <w:t xml:space="preserve"> for tenant-wide changes.</w:t>
+      </w:r>
+    </w:p>
+    <w:p>
+      <w:pPr>
+        <w:pStyle w:val="Heading2"/>
+      </w:pPr>
+      <w:r>
+        <w:t>G4. Break-glass (emergency-access) accounts</w:t>
+      </w:r>
+    </w:p>
+    <w:p>
+      <w:r>
+        <w:rPr>
+          <w:b/>
+        </w:rPr>
+        <w:t>Description:</w:t>
+      </w:r>
+      <w:r>
+        <w:t xml:space="preserve"> At least two cloud-only emergency-access accounts excluded from Conditional Access. </w:t>
+      </w:r>
+      <w:r>
+        <w:rPr>
+          <w:b/>
+        </w:rPr>
+        <w:t>Why:</w:t>
+      </w:r>
+      <w:r>
+        <w:t xml:space="preserve"> A misconfigured authentication-strength or MFA policy can lock out every admin; break-glass accounts preserve access. </w:t>
+      </w:r>
+      <w:r>
+        <w:rPr>
+          <w:b/>
+        </w:rPr>
+        <w:t>Verify:</w:t>
+      </w:r>
+      <w:r>
+        <w:t xml:space="preserve"> Entra → </w:t>
+      </w:r>
+      <w:r>
+        <w:rPr>
+          <w:b/>
+        </w:rPr>
+        <w:t>Users</w:t>
+      </w:r>
+      <w:r>
+        <w:t xml:space="preserve">; two </w:t>
+      </w:r>
+      <w:r>
+        <w:rPr>
+          <w:rFonts w:ascii="Consolas" w:hAnsi="Consolas"/>
+          <w:sz w:val="19"/>
+        </w:rPr>
+        <w:t>*.onmicrosoft.com</w:t>
+      </w:r>
+      <w:r>
+        <w:t xml:space="preserve"> accounts exist and are excluded from all CA policies. </w:t>
+      </w:r>
+      <w:r>
+        <w:rPr>
+          <w:b/>
+        </w:rPr>
+        <w:t>Implement:</w:t>
+      </w:r>
+      <w:r>
+        <w:t xml:space="preserve"> Create two cloud-only Global Administrator accounts with long passphrases, store credentials offline, exclude them from every CA policy, and monitor their sign-ins.</w:t>
+      </w:r>
+    </w:p>
+    <w:p>
+      <w:pPr>
+        <w:pStyle w:val="Heading2"/>
+      </w:pPr>
+      <w:r>
+        <w:t>G5. Authentication methods policy access</w:t>
+      </w:r>
+    </w:p>
+    <w:p>
+      <w:r>
+        <w:rPr>
+          <w:b/>
+        </w:rPr>
+        <w:t>Description:</w:t>
+      </w:r>
+      <w:r>
+        <w:t xml:space="preserve"> The tenant uses the </w:t>
+      </w:r>
+      <w:r>
+        <w:rPr>
+          <w:b/>
+        </w:rPr>
+        <w:t>Authentication methods</w:t>
+      </w:r>
+      <w:r>
+        <w:t xml:space="preserve"> policy (the modern, converged surface) to manage methods. </w:t>
+      </w:r>
+      <w:r>
+        <w:rPr>
+          <w:b/>
+        </w:rPr>
+        <w:t>Why:</w:t>
+      </w:r>
+      <w:r>
+        <w:t xml:space="preserve"> FIDO2, Windows Hello for Business, and certificate-based auth are enabled here, not in legacy per-method blades. </w:t>
+      </w:r>
+      <w:r>
+        <w:rPr>
+          <w:b/>
+        </w:rPr>
+        <w:t>Verify:</w:t>
+      </w:r>
+      <w:r>
+        <w:t xml:space="preserve"> Entra → </w:t>
+      </w:r>
+      <w:r>
+        <w:rPr>
+          <w:b/>
+        </w:rPr>
+        <w:t>Protection → Authentication methods → Policies</w:t>
+      </w:r>
+      <w:r>
+        <w:t xml:space="preserve"> opens. </w:t>
+      </w:r>
+      <w:r>
+        <w:rPr>
+          <w:b/>
+        </w:rPr>
+        <w:t>Implement:</w:t>
+      </w:r>
+      <w:r>
+        <w:t xml:space="preserve"> If still on the legacy MFA/SSPR method settings, migrate to the Authentication methods policy (Microsoft's guided migration toggle).</w:t>
+      </w:r>
+    </w:p>
+    <w:p>
+      <w:pPr>
+        <w:pStyle w:val="Heading2"/>
+      </w:pPr>
+      <w:r>
+        <w:t>G6. Conditional Access baseline</w:t>
+      </w:r>
+    </w:p>
+    <w:p>
+      <w:r>
+        <w:rPr>
+          <w:b/>
+        </w:rPr>
+        <w:t>Description:</w:t>
+      </w:r>
+      <w:r>
+        <w:t xml:space="preserve"> Conditional Access is available and at least a baseline MFA policy exists (or security defaults are understood). </w:t>
+      </w:r>
+      <w:r>
+        <w:rPr>
+          <w:b/>
+        </w:rPr>
+        <w:t>Why:</w:t>
+      </w:r>
+      <w:r>
+        <w:t xml:space="preserve"> Phishing-resistant enforcement is delivered through Conditional Access authentication strengths. </w:t>
+      </w:r>
+      <w:r>
+        <w:rPr>
+          <w:b/>
+        </w:rPr>
+        <w:t>Verify:</w:t>
+      </w:r>
+      <w:r>
+        <w:t xml:space="preserve"> Entra → </w:t>
+      </w:r>
+      <w:r>
+        <w:rPr>
+          <w:b/>
+        </w:rPr>
+        <w:t>Protection → Conditional Access → Policies</w:t>
+      </w:r>
+      <w:r>
+        <w:t xml:space="preserve"> lists policies; security defaults state is known. </w:t>
+      </w:r>
+      <w:r>
+        <w:rPr>
+          <w:b/>
+        </w:rPr>
+        <w:t>Implement:</w:t>
+      </w:r>
+      <w:r>
+        <w:t xml:space="preserve"> Disable security defaults only when replacing them with explicit CA policies; start in </w:t>
+      </w:r>
+      <w:r>
+        <w:rPr>
+          <w:b/>
+        </w:rPr>
+        <w:t>Report-only</w:t>
+      </w:r>
+      <w:r>
+        <w:t xml:space="preserve"> before enforcing.</w:t>
+      </w:r>
+    </w:p>
+    <w:p>
+      <w:pPr>
+        <w:pStyle w:val="Heading2"/>
+      </w:pPr>
+      <w:r>
+        <w:t>G7. Network access to Microsoft cloud endpoints</w:t>
+      </w:r>
+    </w:p>
+    <w:p>
+      <w:r>
+        <w:rPr>
+          <w:b/>
+        </w:rPr>
+        <w:t>Description:</w:t>
+      </w:r>
+      <w:r>
+        <w:t xml:space="preserve"> Outbound HTTPS to Microsoft 365 / Entra sign-in and registration endpoints. </w:t>
+      </w:r>
+      <w:r>
+        <w:rPr>
+          <w:b/>
+        </w:rPr>
+        <w:t>Why:</w:t>
+      </w:r>
+      <w:r>
+        <w:t xml:space="preserve"> Method registration, sign-in, and policy evaluation depend on these endpoints. </w:t>
+      </w:r>
+      <w:r>
+        <w:rPr>
+          <w:b/>
+        </w:rPr>
+        <w:t>Verify:</w:t>
+      </w:r>
+      <w:r>
+        <w:t xml:space="preserve"> From a device, reach </w:t>
+      </w:r>
+      <w:r>
+        <w:rPr>
+          <w:rFonts w:ascii="Consolas" w:hAnsi="Consolas"/>
+          <w:sz w:val="19"/>
+        </w:rPr>
+        <w:t>https://login.microsoftonline.com</w:t>
+      </w:r>
+      <w:r>
+        <w:t xml:space="preserve"> and </w:t>
+      </w:r>
+      <w:r>
+        <w:rPr>
+          <w:rFonts w:ascii="Consolas" w:hAnsi="Consolas"/>
+          <w:sz w:val="19"/>
+        </w:rPr>
+        <w:t>https://aka.ms/mysecurityinfo</w:t>
+      </w:r>
+      <w:r>
+        <w:t xml:space="preserve">. </w:t>
+      </w:r>
+      <w:r>
+        <w:rPr>
+          <w:b/>
+        </w:rPr>
+        <w:t>Implement:</w:t>
+      </w:r>
+      <w:r>
+        <w:t xml:space="preserve"> Allow Microsoft's published Microsoft 365 / Entra URL &amp; IP ranges through proxy/firewall.</w:t>
+      </w:r>
+    </w:p>
+    <w:p>
+      <w:r>
+        <w:t>__________________________________________________</w:t>
+      </w:r>
+    </w:p>
+    <w:p>
+      <w:r>
+        <w:rPr>
+          <w:b/>
+        </w:rPr>
+        <w:t>The deployment model (all solutions):</w:t>
+      </w:r>
+      <w:r>
+        <w:t xml:space="preserve"> </w:t>
+      </w:r>
+      <w:r>
+        <w:rPr>
+          <w:b/>
+        </w:rPr>
+        <w:t>Assess → Configure → Pilot → Validate → Expand.</w:t>
+      </w:r>
+    </w:p>
+    <w:p>
+      <w:pPr>
+        <w:pStyle w:val="Heading1"/>
+      </w:pPr>
+      <w:r>
+        <w:t>GCC High Parity Notes — Passwordless &amp; Phishing-Resistant MFA with FIDO2 Security Keys</w:t>
+      </w:r>
+    </w:p>
+    <w:p>
+      <w:r>
+        <w:t xml:space="preserve">This reference records what is </w:t>
+      </w:r>
+      <w:r>
+        <w:rPr>
+          <w:b/>
+        </w:rPr>
+        <w:t>confirmed</w:t>
+      </w:r>
+      <w:r>
+        <w:t xml:space="preserve">, what </w:t>
+      </w:r>
+      <w:r>
+        <w:rPr>
+          <w:b/>
+        </w:rPr>
+        <w:t>differs</w:t>
+      </w:r>
+      <w:r>
+        <w:t xml:space="preserve">, and what is </w:t>
+      </w:r>
+      <w:r>
+        <w:rPr>
+          <w:b/>
+        </w:rPr>
+        <w:t>unconfirmed</w:t>
+      </w:r>
+      <w:r>
+        <w:t xml:space="preserve"> for passwordless / phishing-resistant authentication on the </w:t>
+      </w:r>
+      <w:r>
+        <w:rPr>
+          <w:b/>
+        </w:rPr>
+        <w:t>US Government (GCC High / DoD) cloud</w:t>
+      </w:r>
+      <w:r>
+        <w:t xml:space="preserve"> versus Commercial. Every claim is cited to Microsoft documentation or explicitly flagged </w:t>
+      </w:r>
+      <w:r>
+        <w:rPr>
+          <w:b/>
+        </w:rPr>
+        <w:t>"verify for GCC High"</w:t>
+      </w:r>
+      <w:r>
+        <w:t xml:space="preserve"> where Microsoft has not confirmed sovereign parity. </w:t>
+      </w:r>
+      <w:r>
+        <w:rPr>
+          <w:b/>
+        </w:rPr>
+        <w:t>Never assume Commercial parity</w:t>
+      </w:r>
+      <w:r>
+        <w:t xml:space="preserve"> for preview features, Microsoft Authenticator passkey capabilities, or cross-cloud behavior. Sovereign availability changes — verify against current Microsoft US Gov documentation at deployment time.</w:t>
+      </w:r>
+    </w:p>
+    <w:p>
+      <w:pPr>
+        <w:pStyle w:val="Heading2"/>
+      </w:pPr>
+      <w:r>
+        <w:t>1. Sovereign endpoints (confirmed)</w:t>
+      </w:r>
+    </w:p>
+    <w:p>
+      <w:r>
+        <w:t xml:space="preserve">Use the </w:t>
+      </w:r>
+      <w:r>
+        <w:rPr>
+          <w:rFonts w:ascii="Consolas" w:hAnsi="Consolas"/>
+          <w:sz w:val="19"/>
+        </w:rPr>
+        <w:t>*.us</w:t>
+      </w:r>
+      <w:r>
+        <w:t xml:space="preserve"> plane for every portal, sign-in, and Graph call. The Commercial endpoints reject GCC High accounts.</w:t>
+      </w:r>
+    </w:p>
+    <w:tbl>
+      <w:tblPr>
+        <w:tblStyle w:val="LightGrid-Accent1"/>
+        <w:tblW w:type="auto" w:w="0"/>
+        <w:tblLook w:firstColumn="1" w:firstRow="1" w:lastColumn="0" w:lastRow="0" w:noHBand="0" w:noVBand="1" w:val="04A0"/>
+      </w:tblPr>
+      <w:tblGrid>
+        <w:gridCol w:w="2160"/>
+        <w:gridCol w:w="2160"/>
+        <w:gridCol w:w="2160"/>
+        <w:gridCol w:w="2160"/>
+      </w:tblGrid>
+      <w:tr>
+        <w:tc>
+          <w:tcPr>
+            <w:tcW w:type="dxa" w:w="2160"/>
+          </w:tcPr>
+          <w:p>
+            <w:r>
+              <w:rPr>
+                <w:b/>
+              </w:rPr>
+              <w:t>Purpose</w:t>
+            </w:r>
+          </w:p>
+        </w:tc>
+        <w:tc>
+          <w:tcPr>
+            <w:tcW w:type="dxa" w:w="2160"/>
+          </w:tcPr>
+          <w:p>
+            <w:r>
+              <w:rPr>
+                <w:b/>
+              </w:rPr>
+              <w:t>GCC High (US Gov L4)</w:t>
+            </w:r>
+          </w:p>
+        </w:tc>
+        <w:tc>
+          <w:tcPr>
+            <w:tcW w:type="dxa" w:w="2160"/>
+          </w:tcPr>
+          <w:p>
+            <w:r>
+              <w:rPr>
+                <w:b/>
+              </w:rPr>
+              <w:t>DoD (US Gov L5)</w:t>
+            </w:r>
+          </w:p>
+        </w:tc>
+        <w:tc>
+          <w:tcPr>
+            <w:tcW w:type="dxa" w:w="2160"/>
+          </w:tcPr>
+          <w:p>
+            <w:r>
+              <w:rPr>
+                <w:b/>
+              </w:rPr>
+              <w:t>Commercial</w:t>
+            </w:r>
+          </w:p>
+        </w:tc>
+      </w:tr>
+      <w:tr>
+        <w:tc>
+          <w:tcPr>
+            <w:tcW w:type="dxa" w:w="2160"/>
+          </w:tcPr>
+          <w:p>
+            <w:r>
+              <w:t>Microsoft Entra admin center</w:t>
+            </w:r>
+          </w:p>
+        </w:tc>
+        <w:tc>
+          <w:tcPr>
+            <w:tcW w:type="dxa" w:w="2160"/>
+          </w:tcPr>
+          <w:p>
+            <w:r>
+              <w:rPr>
+                <w:rFonts w:ascii="Consolas" w:hAnsi="Consolas"/>
+                <w:sz w:val="19"/>
+              </w:rPr>
+              <w:t>https://entra.microsoft.us</w:t>
+            </w:r>
+          </w:p>
+        </w:tc>
+        <w:tc>
+          <w:tcPr>
+            <w:tcW w:type="dxa" w:w="2160"/>
+          </w:tcPr>
+          <w:p>
+            <w:r>
+              <w:rPr>
+                <w:rFonts w:ascii="Consolas" w:hAnsi="Consolas"/>
+                <w:sz w:val="19"/>
+              </w:rPr>
+              <w:t>https://entra.microsoft.us</w:t>
+            </w:r>
+          </w:p>
+        </w:tc>
+        <w:tc>
+          <w:tcPr>
+            <w:tcW w:type="dxa" w:w="2160"/>
+          </w:tcPr>
+          <w:p>
+            <w:r>
+              <w:rPr>
+                <w:rFonts w:ascii="Consolas" w:hAnsi="Consolas"/>
+                <w:sz w:val="19"/>
+              </w:rPr>
+              <w:t>https://entra.microsoft.com</w:t>
+            </w:r>
+          </w:p>
+        </w:tc>
+      </w:tr>
+      <w:tr>
+        <w:tc>
+          <w:tcPr>
+            <w:tcW w:type="dxa" w:w="2160"/>
+          </w:tcPr>
+          <w:p>
+            <w:r>
+              <w:t>Azure portal</w:t>
+            </w:r>
+          </w:p>
+        </w:tc>
+        <w:tc>
+          <w:tcPr>
+            <w:tcW w:type="dxa" w:w="2160"/>
+          </w:tcPr>
+          <w:p>
+            <w:r>
+              <w:rPr>
+                <w:rFonts w:ascii="Consolas" w:hAnsi="Consolas"/>
+                <w:sz w:val="19"/>
+              </w:rPr>
+              <w:t>https://portal.azure.us</w:t>
+            </w:r>
+          </w:p>
+        </w:tc>
+        <w:tc>
+          <w:tcPr>
+            <w:tcW w:type="dxa" w:w="2160"/>
+          </w:tcPr>
+          <w:p>
+            <w:r>
+              <w:rPr>
+                <w:rFonts w:ascii="Consolas" w:hAnsi="Consolas"/>
+                <w:sz w:val="19"/>
+              </w:rPr>
+              <w:t>https://portal.azure.us</w:t>
+            </w:r>
+          </w:p>
+        </w:tc>
+        <w:tc>
+          <w:tcPr>
+            <w:tcW w:type="dxa" w:w="2160"/>
+          </w:tcPr>
+          <w:p>
+            <w:r>
+              <w:rPr>
+                <w:rFonts w:ascii="Consolas" w:hAnsi="Consolas"/>
+                <w:sz w:val="19"/>
+              </w:rPr>
+              <w:t>https://portal.azure.com</w:t>
+            </w:r>
+          </w:p>
+        </w:tc>
+      </w:tr>
+      <w:tr>
+        <w:tc>
+          <w:tcPr>
+            <w:tcW w:type="dxa" w:w="2160"/>
+          </w:tcPr>
+          <w:p>
+            <w:r>
+              <w:t>Microsoft 365 admin center</w:t>
+            </w:r>
+          </w:p>
+        </w:tc>
+        <w:tc>
+          <w:tcPr>
+            <w:tcW w:type="dxa" w:w="2160"/>
+          </w:tcPr>
+          <w:p>
+            <w:r>
+              <w:rPr>
+                <w:rFonts w:ascii="Consolas" w:hAnsi="Consolas"/>
+                <w:sz w:val="19"/>
+              </w:rPr>
+              <w:t>https://portal.office365.us</w:t>
+            </w:r>
+          </w:p>
+        </w:tc>
+        <w:tc>
+          <w:tcPr>
+            <w:tcW w:type="dxa" w:w="2160"/>
+          </w:tcPr>
+          <w:p>
+            <w:r>
+              <w:rPr>
+                <w:rFonts w:ascii="Consolas" w:hAnsi="Consolas"/>
+                <w:sz w:val="19"/>
+              </w:rPr>
+              <w:t>https://portal.office365.us</w:t>
+            </w:r>
+          </w:p>
+        </w:tc>
+        <w:tc>
+          <w:tcPr>
+            <w:tcW w:type="dxa" w:w="2160"/>
+          </w:tcPr>
+          <w:p>
+            <w:r>
+              <w:rPr>
+                <w:rFonts w:ascii="Consolas" w:hAnsi="Consolas"/>
+                <w:sz w:val="19"/>
+              </w:rPr>
+              <w:t>https://admin.microsoft.com</w:t>
+            </w:r>
+          </w:p>
+        </w:tc>
+      </w:tr>
+      <w:tr>
+        <w:tc>
+          <w:tcPr>
+            <w:tcW w:type="dxa" w:w="2160"/>
+          </w:tcPr>
+          <w:p>
+            <w:r>
+              <w:t>Sign-in / authentication</w:t>
+            </w:r>
+          </w:p>
+        </w:tc>
+        <w:tc>
+          <w:tcPr>
+            <w:tcW w:type="dxa" w:w="2160"/>
+          </w:tcPr>
+          <w:p>
+            <w:r>
+              <w:rPr>
+                <w:rFonts w:ascii="Consolas" w:hAnsi="Consolas"/>
+                <w:sz w:val="19"/>
+              </w:rPr>
+              <w:t>https://login.microsoftonline.us</w:t>
+            </w:r>
+          </w:p>
+        </w:tc>
+        <w:tc>
+          <w:tcPr>
+            <w:tcW w:type="dxa" w:w="2160"/>
+          </w:tcPr>
+          <w:p>
+            <w:r>
+              <w:rPr>
+                <w:rFonts w:ascii="Consolas" w:hAnsi="Consolas"/>
+                <w:sz w:val="19"/>
+              </w:rPr>
+              <w:t>https://login.microsoftonline.us</w:t>
+            </w:r>
+          </w:p>
+        </w:tc>
+        <w:tc>
+          <w:tcPr>
+            <w:tcW w:type="dxa" w:w="2160"/>
+          </w:tcPr>
+          <w:p>
+            <w:r>
+              <w:rPr>
+                <w:rFonts w:ascii="Consolas" w:hAnsi="Consolas"/>
+                <w:sz w:val="19"/>
+              </w:rPr>
+              <w:t>https://login.microsoftonline.com</w:t>
+            </w:r>
+          </w:p>
+        </w:tc>
+      </w:tr>
+      <w:tr>
+        <w:tc>
+          <w:tcPr>
+            <w:tcW w:type="dxa" w:w="2160"/>
+          </w:tcPr>
+          <w:p>
+            <w:r>
+              <w:t>Security-info registration</w:t>
+            </w:r>
+          </w:p>
+        </w:tc>
+        <w:tc>
+          <w:tcPr>
+            <w:tcW w:type="dxa" w:w="2160"/>
+          </w:tcPr>
+          <w:p>
+            <w:r>
+              <w:rPr>
+                <w:rFonts w:ascii="Consolas" w:hAnsi="Consolas"/>
+                <w:sz w:val="19"/>
+              </w:rPr>
+              <w:t>https://aka.ms/mysecurityinfo</w:t>
+            </w:r>
+            <w:r>
+              <w:t xml:space="preserve"> (resolves to the sovereign My Sign-Ins)</w:t>
+            </w:r>
+          </w:p>
+        </w:tc>
+        <w:tc>
+          <w:tcPr>
+            <w:tcW w:type="dxa" w:w="2160"/>
+          </w:tcPr>
+          <w:p>
+            <w:r>
+              <w:t>same</w:t>
+            </w:r>
+          </w:p>
+        </w:tc>
+        <w:tc>
+          <w:tcPr>
+            <w:tcW w:type="dxa" w:w="2160"/>
+          </w:tcPr>
+          <w:p>
+            <w:r>
+              <w:rPr>
+                <w:rFonts w:ascii="Consolas" w:hAnsi="Consolas"/>
+                <w:sz w:val="19"/>
+              </w:rPr>
+              <w:t>https://aka.ms/mysecurityinfo</w:t>
+            </w:r>
+          </w:p>
+        </w:tc>
+      </w:tr>
+      <w:tr>
+        <w:tc>
+          <w:tcPr>
+            <w:tcW w:type="dxa" w:w="2160"/>
+          </w:tcPr>
+          <w:p>
+            <w:r>
+              <w:t>Microsoft Graph</w:t>
+            </w:r>
+          </w:p>
+        </w:tc>
+        <w:tc>
+          <w:tcPr>
+            <w:tcW w:type="dxa" w:w="2160"/>
+          </w:tcPr>
+          <w:p>
+            <w:r>
+              <w:rPr>
+                <w:rFonts w:ascii="Consolas" w:hAnsi="Consolas"/>
+                <w:sz w:val="19"/>
+              </w:rPr>
+              <w:t>https://graph.microsoft.us</w:t>
+            </w:r>
+          </w:p>
+        </w:tc>
+        <w:tc>
+          <w:tcPr>
+            <w:tcW w:type="dxa" w:w="2160"/>
+          </w:tcPr>
+          <w:p>
+            <w:r>
+              <w:rPr>
+                <w:rFonts w:ascii="Consolas" w:hAnsi="Consolas"/>
+                <w:sz w:val="19"/>
+              </w:rPr>
+              <w:t>https://dod-graph.microsoft.us</w:t>
+            </w:r>
+          </w:p>
+        </w:tc>
+        <w:tc>
+          <w:tcPr>
+            <w:tcW w:type="dxa" w:w="2160"/>
+          </w:tcPr>
+          <w:p>
+            <w:r>
+              <w:rPr>
+                <w:rFonts w:ascii="Consolas" w:hAnsi="Consolas"/>
+                <w:sz w:val="19"/>
+              </w:rPr>
+              <w:t>https://graph.microsoft.com</w:t>
+            </w:r>
+          </w:p>
+        </w:tc>
+      </w:tr>
+      <w:tr>
+        <w:tc>
+          <w:tcPr>
+            <w:tcW w:type="dxa" w:w="2160"/>
+          </w:tcPr>
+          <w:p>
+            <w:r>
+              <w:t xml:space="preserve">Graph PowerShell </w:t>
+            </w:r>
+            <w:r>
+              <w:rPr>
+                <w:rFonts w:ascii="Consolas" w:hAnsi="Consolas"/>
+                <w:sz w:val="19"/>
+              </w:rPr>
+              <w:t>-Environment</w:t>
+            </w:r>
+          </w:p>
+        </w:tc>
+        <w:tc>
+          <w:tcPr>
+            <w:tcW w:type="dxa" w:w="2160"/>
+          </w:tcPr>
+          <w:p>
+            <w:r>
+              <w:rPr>
+                <w:rFonts w:ascii="Consolas" w:hAnsi="Consolas"/>
+                <w:sz w:val="19"/>
+              </w:rPr>
+              <w:t>USGov</w:t>
+            </w:r>
+          </w:p>
+        </w:tc>
+        <w:tc>
+          <w:tcPr>
+            <w:tcW w:type="dxa" w:w="2160"/>
+          </w:tcPr>
+          <w:p>
+            <w:r>
+              <w:rPr>
+                <w:rFonts w:ascii="Consolas" w:hAnsi="Consolas"/>
+                <w:sz w:val="19"/>
+              </w:rPr>
+              <w:t>USGovDoD</w:t>
+            </w:r>
+          </w:p>
+        </w:tc>
+        <w:tc>
+          <w:tcPr>
+            <w:tcW w:type="dxa" w:w="2160"/>
+          </w:tcPr>
+          <w:p>
+            <w:r>
+              <w:rPr>
+                <w:rFonts w:ascii="Consolas" w:hAnsi="Consolas"/>
+                <w:sz w:val="19"/>
+              </w:rPr>
+              <w:t>Global</w:t>
+            </w:r>
+          </w:p>
+        </w:tc>
+      </w:tr>
+    </w:tbl>
+    <w:p>
+      <w:r>
+        <w:t>Sources:</w:t>
+      </w:r>
+    </w:p>
+    <w:p>
+      <w:pPr>
+        <w:pStyle w:val="ListBullet"/>
+      </w:pPr>
+      <w:r>
+        <w:t>Microsoft Learn — *Microsoft Graph national cloud deployments* (</w:t>
+      </w:r>
+      <w:r>
+        <w:rPr>
+          <w:rFonts w:ascii="Consolas" w:hAnsi="Consolas"/>
+          <w:sz w:val="19"/>
+        </w:rPr>
+        <w:t>https://learn.microsoft.com/en-us/graph/deployments</w:t>
+      </w:r>
+      <w:r>
+        <w:t xml:space="preserve">): Graph = </w:t>
+      </w:r>
+      <w:r>
+        <w:rPr>
+          <w:rFonts w:ascii="Consolas" w:hAnsi="Consolas"/>
+          <w:sz w:val="19"/>
+        </w:rPr>
+        <w:t>graph.microsoft.us</w:t>
+      </w:r>
+      <w:r>
+        <w:t xml:space="preserve"> (GCC High) / </w:t>
+      </w:r>
+      <w:r>
+        <w:rPr>
+          <w:rFonts w:ascii="Consolas" w:hAnsi="Consolas"/>
+          <w:sz w:val="19"/>
+        </w:rPr>
+        <w:t>dod-graph.microsoft.us</w:t>
+      </w:r>
+      <w:r>
+        <w:t xml:space="preserve"> (DoD); Azure portal </w:t>
+      </w:r>
+      <w:r>
+        <w:rPr>
+          <w:rFonts w:ascii="Consolas" w:hAnsi="Consolas"/>
+          <w:sz w:val="19"/>
+        </w:rPr>
+        <w:t>portal.azure.us</w:t>
+      </w:r>
+      <w:r>
+        <w:t xml:space="preserve">; Entra ID sign-in </w:t>
+      </w:r>
+      <w:r>
+        <w:rPr>
+          <w:rFonts w:ascii="Consolas" w:hAnsi="Consolas"/>
+          <w:sz w:val="19"/>
+        </w:rPr>
+        <w:t>login.microsoftonline.us</w:t>
+      </w:r>
+      <w:r>
+        <w:t xml:space="preserve">. Also: </w:t>
+      </w:r>
+      <w:r>
+        <w:rPr>
+          <w:b/>
+        </w:rPr>
+        <w:t>Graph Explorer is "Not supported"</w:t>
+      </w:r>
+      <w:r>
+        <w:t xml:space="preserve"> for the US Gov L4/L5 endpoints.</w:t>
+      </w:r>
+    </w:p>
+    <w:p>
+      <w:pPr>
+        <w:pStyle w:val="ListBullet"/>
+      </w:pPr>
+      <w:r>
+        <w:t>Microsoft Learn — *Microsoft 365 U.S. Government GCC High endpoints* (</w:t>
+      </w:r>
+      <w:r>
+        <w:rPr>
+          <w:rFonts w:ascii="Consolas" w:hAnsi="Consolas"/>
+          <w:sz w:val="19"/>
+        </w:rPr>
+        <w:t>https://learn.microsoft.com/en-us/microsoft-365/enterprise/microsoft-365-u-s-government-gcc-high-endpoints</w:t>
+      </w:r>
+      <w:r>
+        <w:t>): sovereign admin portals (</w:t>
+      </w:r>
+      <w:r>
+        <w:rPr>
+          <w:rFonts w:ascii="Consolas" w:hAnsi="Consolas"/>
+          <w:sz w:val="19"/>
+        </w:rPr>
+        <w:t>portal.office365.us</w:t>
+      </w:r>
+      <w:r>
+        <w:t xml:space="preserve">, </w:t>
+      </w:r>
+      <w:r>
+        <w:rPr>
+          <w:rFonts w:ascii="Consolas" w:hAnsi="Consolas"/>
+          <w:sz w:val="19"/>
+        </w:rPr>
+        <w:t>portal.azure.us</w:t>
+      </w:r>
+      <w:r>
+        <w:t>).</w:t>
+      </w:r>
+    </w:p>
+    <w:p>
+      <w:pPr>
+        <w:pStyle w:val="ListBullet"/>
+      </w:pPr>
+      <w:r>
+        <w:t xml:space="preserve">Microsoft Learn — *Connect-MgGraph* national-cloud </w:t>
+      </w:r>
+      <w:r>
+        <w:rPr>
+          <w:rFonts w:ascii="Consolas" w:hAnsi="Consolas"/>
+          <w:sz w:val="19"/>
+        </w:rPr>
+        <w:t>-Environment</w:t>
+      </w:r>
+      <w:r>
+        <w:t xml:space="preserve"> values (</w:t>
+      </w:r>
+      <w:r>
+        <w:rPr>
+          <w:rFonts w:ascii="Consolas" w:hAnsi="Consolas"/>
+          <w:sz w:val="19"/>
+        </w:rPr>
+        <w:t>USGov</w:t>
+      </w:r>
+      <w:r>
+        <w:t xml:space="preserve"> → </w:t>
+      </w:r>
+      <w:r>
+        <w:rPr>
+          <w:rFonts w:ascii="Consolas" w:hAnsi="Consolas"/>
+          <w:sz w:val="19"/>
+        </w:rPr>
+        <w:t>graph.microsoft.us</w:t>
+      </w:r>
+      <w:r>
+        <w:t xml:space="preserve">, </w:t>
+      </w:r>
+      <w:r>
+        <w:rPr>
+          <w:rFonts w:ascii="Consolas" w:hAnsi="Consolas"/>
+          <w:sz w:val="19"/>
+        </w:rPr>
+        <w:t>USGovDoD</w:t>
+      </w:r>
+      <w:r>
+        <w:t xml:space="preserve"> → </w:t>
+      </w:r>
+      <w:r>
+        <w:rPr>
+          <w:rFonts w:ascii="Consolas" w:hAnsi="Consolas"/>
+          <w:sz w:val="19"/>
+        </w:rPr>
+        <w:t>dod-graph.microsoft.us</w:t>
+      </w:r>
+      <w:r>
+        <w:t xml:space="preserve">): </w:t>
+      </w:r>
+      <w:r>
+        <w:rPr>
+          <w:rFonts w:ascii="Consolas" w:hAnsi="Consolas"/>
+          <w:sz w:val="19"/>
+        </w:rPr>
+        <w:t>https://learn.microsoft.com/en-us/powershell/module/microsoft.graph.authentication/connect-mggraph</w:t>
+      </w:r>
+      <w:r>
+        <w:t>.</w:t>
+      </w:r>
+    </w:p>
+    <w:p>
+      <w:pPr>
+        <w:pStyle w:val="Heading2"/>
+      </w:pPr>
+      <w:r>
+        <w:t>2. Phishing-resistant methods — Generally Available in US Gov (confirmed)</w:t>
+      </w:r>
+    </w:p>
+    <w:p>
+      <w:r>
+        <w:t xml:space="preserve">Microsoft's *Entra feature availability in Azure for US Government* (page </w:t>
+      </w:r>
+      <w:r>
+        <w:rPr>
+          <w:rFonts w:ascii="Consolas" w:hAnsi="Consolas"/>
+          <w:sz w:val="19"/>
+        </w:rPr>
+        <w:t>ms.date</w:t>
+      </w:r>
+      <w:r>
+        <w:t xml:space="preserve"> 2026-01-15) lists the following under </w:t>
+      </w:r>
+      <w:r>
+        <w:rPr>
+          <w:b/>
+        </w:rPr>
+        <w:t>Authentication, single sign-on, and MFA</w:t>
+      </w:r>
+      <w:r>
+        <w:t xml:space="preserve"> as available (✅):</w:t>
+      </w:r>
+    </w:p>
+    <w:tbl>
+      <w:tblPr>
+        <w:tblStyle w:val="LightGrid-Accent1"/>
+        <w:tblW w:type="auto" w:w="0"/>
+        <w:tblLook w:firstColumn="1" w:firstRow="1" w:lastColumn="0" w:lastRow="0" w:noHBand="0" w:noVBand="1" w:val="04A0"/>
+      </w:tblPr>
+      <w:tblGrid>
+        <w:gridCol w:w="2880"/>
+        <w:gridCol w:w="2880"/>
+        <w:gridCol w:w="2880"/>
+      </w:tblGrid>
+      <w:tr>
+        <w:tc>
+          <w:tcPr>
+            <w:tcW w:type="dxa" w:w="2880"/>
+          </w:tcPr>
+          <w:p>
+            <w:r>
+              <w:rPr>
+                <w:b/>
+              </w:rPr>
+              <w:t>Capability</w:t>
+            </w:r>
+          </w:p>
+        </w:tc>
+        <w:tc>
+          <w:tcPr>
+            <w:tcW w:type="dxa" w:w="2880"/>
+          </w:tcPr>
+          <w:p>
+            <w:r>
+              <w:rPr>
+                <w:b/>
+              </w:rPr>
+              <w:t>US Gov availability</w:t>
+            </w:r>
+          </w:p>
+        </w:tc>
+        <w:tc>
+          <w:tcPr>
+            <w:tcW w:type="dxa" w:w="2880"/>
+          </w:tcPr>
+          <w:p>
+            <w:r>
+              <w:rPr>
+                <w:b/>
+              </w:rPr>
+              <w:t>Notes</w:t>
+            </w:r>
+          </w:p>
+        </w:tc>
+      </w:tr>
+      <w:tr>
+        <w:tc>
+          <w:tcPr>
+            <w:tcW w:type="dxa" w:w="2880"/>
+          </w:tcPr>
+          <w:p>
+            <w:r>
+              <w:t>Multifactor authentication (MFA)</w:t>
+            </w:r>
+          </w:p>
+        </w:tc>
+        <w:tc>
+          <w:tcPr>
+            <w:tcW w:type="dxa" w:w="2880"/>
+          </w:tcPr>
+          <w:p>
+            <w:r>
+              <w:t>✅ Available</w:t>
+            </w:r>
+          </w:p>
+        </w:tc>
+        <w:tc>
+          <w:tcPr>
+            <w:tcW w:type="dxa" w:w="2880"/>
+          </w:tcPr>
+          <w:p>
+            <w:r>
+              <w:t>Baseline MFA.</w:t>
+            </w:r>
+          </w:p>
+        </w:tc>
+      </w:tr>
+      <w:tr>
+        <w:tc>
+          <w:tcPr>
+            <w:tcW w:type="dxa" w:w="2880"/>
+          </w:tcPr>
+          <w:p>
+            <w:r>
+              <w:t xml:space="preserve">Passwordless — </w:t>
+            </w:r>
+            <w:r>
+              <w:rPr>
+                <w:b/>
+              </w:rPr>
+              <w:t>Windows Hello for Business, Microsoft Authenticator, FIDO2 security key integrations</w:t>
+            </w:r>
+          </w:p>
+        </w:tc>
+        <w:tc>
+          <w:tcPr>
+            <w:tcW w:type="dxa" w:w="2880"/>
+          </w:tcPr>
+          <w:p>
+            <w:r>
+              <w:t>✅ Available</w:t>
+            </w:r>
+          </w:p>
+        </w:tc>
+        <w:tc>
+          <w:tcPr>
+            <w:tcW w:type="dxa" w:w="2880"/>
+          </w:tcPr>
+          <w:p>
+            <w:r>
+              <w:t>The exact table wording groups all three passwordless methods under one ✅ row.</w:t>
+            </w:r>
+          </w:p>
+        </w:tc>
+      </w:tr>
+      <w:tr>
+        <w:tc>
+          <w:tcPr>
+            <w:tcW w:type="dxa" w:w="2880"/>
+          </w:tcPr>
+          <w:p>
+            <w:r>
+              <w:rPr>
+                <w:b/>
+              </w:rPr>
+              <w:t>Certificate-based authentication (CBA)</w:t>
+            </w:r>
+          </w:p>
+        </w:tc>
+        <w:tc>
+          <w:tcPr>
+            <w:tcW w:type="dxa" w:w="2880"/>
+          </w:tcPr>
+          <w:p>
+            <w:r>
+              <w:t>✅ Available</w:t>
+            </w:r>
+          </w:p>
+        </w:tc>
+        <w:tc>
+          <w:tcPr>
+            <w:tcW w:type="dxa" w:w="2880"/>
+          </w:tcPr>
+          <w:p>
+            <w:r>
+              <w:t xml:space="preserve">The DoD-critical method for </w:t>
+            </w:r>
+            <w:r>
+              <w:rPr>
+                <w:b/>
+              </w:rPr>
+              <w:t>CAC / PIV smart cards</w:t>
+            </w:r>
+            <w:r>
+              <w:t xml:space="preserve"> — see §3.</w:t>
+            </w:r>
+          </w:p>
+        </w:tc>
+      </w:tr>
+      <w:tr>
+        <w:tc>
+          <w:tcPr>
+            <w:tcW w:type="dxa" w:w="2880"/>
+          </w:tcPr>
+          <w:p>
+            <w:r>
+              <w:t>Conditional Access</w:t>
+            </w:r>
+          </w:p>
+        </w:tc>
+        <w:tc>
+          <w:tcPr>
+            <w:tcW w:type="dxa" w:w="2880"/>
+          </w:tcPr>
+          <w:p>
+            <w:r>
+              <w:t>✅ Available</w:t>
+            </w:r>
+          </w:p>
+        </w:tc>
+        <w:tc>
+          <w:tcPr>
+            <w:tcW w:type="dxa" w:w="2880"/>
+          </w:tcPr>
+          <w:p>
+            <w:r>
+              <w:t xml:space="preserve">Delivers </w:t>
+            </w:r>
+            <w:r>
+              <w:rPr>
+                <w:b/>
+              </w:rPr>
+              <w:t>authentication strengths</w:t>
+            </w:r>
+            <w:r>
+              <w:t xml:space="preserve"> (the enforcement layer).</w:t>
+            </w:r>
+          </w:p>
+        </w:tc>
+      </w:tr>
+      <w:tr>
+        <w:tc>
+          <w:tcPr>
+            <w:tcW w:type="dxa" w:w="2880"/>
+          </w:tcPr>
+          <w:p>
+            <w:r>
+              <w:t>Federated authentication (AD FS / other IdP)</w:t>
+            </w:r>
+          </w:p>
+        </w:tc>
+        <w:tc>
+          <w:tcPr>
+            <w:tcW w:type="dxa" w:w="2880"/>
+          </w:tcPr>
+          <w:p>
+            <w:r>
+              <w:t>✅ Available</w:t>
+            </w:r>
+          </w:p>
+        </w:tc>
+        <w:tc>
+          <w:tcPr>
+            <w:tcW w:type="dxa" w:w="2880"/>
+          </w:tcPr>
+          <w:p>
+            <w:r>
+              <w:t>Relevant only if federating; direct CBA to Entra is preferred over AD FS.</w:t>
+            </w:r>
+          </w:p>
+        </w:tc>
+      </w:tr>
+    </w:tbl>
+    <w:p>
+      <w:r>
+        <w:t>Source: Microsoft Learn — *Microsoft Entra feature availability in Azure for US Government* (</w:t>
+      </w:r>
+      <w:r>
+        <w:rPr>
+          <w:rFonts w:ascii="Consolas" w:hAnsi="Consolas"/>
+          <w:sz w:val="19"/>
+        </w:rPr>
+        <w:t>https://learn.microsoft.com/en-us/entra/identity/authentication/feature-availability</w:t>
+      </w:r>
+      <w:r>
+        <w:t>), exact rows: "Passwordless (Windows Hello for Business, Microsoft Authenticator, FIDO2 security key integrations) ✅"; "Certificate-based authentication ✅"; "Conditional Access ✅".</w:t>
+      </w:r>
+    </w:p>
+    <w:p>
+      <w:r>
+        <w:rPr>
+          <w:b/>
+        </w:rPr>
+        <w:t>Implication:</w:t>
+      </w:r>
+      <w:r>
+        <w:t xml:space="preserve"> the core deployment in this solution — enable </w:t>
+      </w:r>
+      <w:r>
+        <w:rPr>
+          <w:b/>
+        </w:rPr>
+        <w:t>FIDO2 security keys</w:t>
+      </w:r>
+      <w:r>
+        <w:t xml:space="preserve">, </w:t>
+      </w:r>
+      <w:r>
+        <w:rPr>
+          <w:b/>
+        </w:rPr>
+        <w:t>Windows Hello for Business</w:t>
+      </w:r>
+      <w:r>
+        <w:t xml:space="preserve">, and/or </w:t>
+      </w:r>
+      <w:r>
+        <w:rPr>
+          <w:b/>
+        </w:rPr>
+        <w:t>certificate-based authentication</w:t>
+      </w:r>
+      <w:r>
+        <w:t xml:space="preserve">; get users registered; create a </w:t>
+      </w:r>
+      <w:r>
+        <w:rPr>
+          <w:b/>
+        </w:rPr>
+        <w:t>phishing-resistant authentication strength</w:t>
+      </w:r>
+      <w:r>
+        <w:t xml:space="preserve">; and require it via </w:t>
+      </w:r>
+      <w:r>
+        <w:rPr>
+          <w:b/>
+        </w:rPr>
+        <w:t>Conditional Access</w:t>
+      </w:r>
+      <w:r>
+        <w:t xml:space="preserve"> — is fully supported on GCC High. Build the whole program on these GA methods.</w:t>
+      </w:r>
+    </w:p>
+    <w:p>
+      <w:pPr>
+        <w:pStyle w:val="Heading2"/>
+      </w:pPr>
+      <w:r>
+        <w:t>3. Certificate-based authentication (CBA) — the DoD / federal path (confirmed GA; details verify)</w:t>
+      </w:r>
+    </w:p>
+    <w:p>
+      <w:r>
+        <w:t xml:space="preserve">For </w:t>
+      </w:r>
+      <w:r>
+        <w:rPr>
+          <w:b/>
+        </w:rPr>
+        <w:t>DoD (CAC)</w:t>
+      </w:r>
+      <w:r>
+        <w:t xml:space="preserve"> and </w:t>
+      </w:r>
+      <w:r>
+        <w:rPr>
+          <w:b/>
+        </w:rPr>
+        <w:t>federal civilian (PIV)</w:t>
+      </w:r>
+      <w:r>
+        <w:t xml:space="preserve"> tenants, CBA is usually the primary phishing-resistant method because the smart-card credential already exists. CBA authenticates the </w:t>
+      </w:r>
+      <w:r>
+        <w:rPr>
+          <w:b/>
+        </w:rPr>
+        <w:t>X.509 certificate directly to Microsoft Entra ID</w:t>
+      </w:r>
+      <w:r>
+        <w:t xml:space="preserve"> (not through AD FS), which Microsoft and the U.S. GSA describe as a phishing-resistant sign-in that can be required with Conditional Access.</w:t>
+      </w:r>
+    </w:p>
+    <w:p>
+      <w:pPr>
+        <w:pStyle w:val="ListBullet"/>
+      </w:pPr>
+      <w:r>
+        <w:t xml:space="preserve">CBA is listed </w:t>
+      </w:r>
+      <w:r>
+        <w:rPr>
+          <w:b/>
+        </w:rPr>
+        <w:t>✅ Available</w:t>
+      </w:r>
+      <w:r>
+        <w:t xml:space="preserve"> for US Gov (feature-availability table, §2).</w:t>
+      </w:r>
+    </w:p>
+    <w:p>
+      <w:pPr>
+        <w:pStyle w:val="ListBullet"/>
+      </w:pPr>
+      <w:r>
+        <w:t xml:space="preserve">Deployment requires: uploading the issuing/root </w:t>
+      </w:r>
+      <w:r>
+        <w:rPr>
+          <w:b/>
+        </w:rPr>
+        <w:t>CA chain</w:t>
+      </w:r>
+      <w:r>
+        <w:t xml:space="preserve"> to the Entra </w:t>
+      </w:r>
+      <w:r>
+        <w:rPr>
+          <w:b/>
+        </w:rPr>
+        <w:t>certificate authorities</w:t>
+      </w:r>
+      <w:r>
+        <w:t xml:space="preserve"> trust store, configuring </w:t>
+      </w:r>
+      <w:r>
+        <w:rPr>
+          <w:b/>
+        </w:rPr>
+        <w:t>username binding</w:t>
+      </w:r>
+      <w:r>
+        <w:t xml:space="preserve"> (map a certificate field — e.g. </w:t>
+      </w:r>
+      <w:r>
+        <w:rPr>
+          <w:rFonts w:ascii="Consolas" w:hAnsi="Consolas"/>
+          <w:sz w:val="19"/>
+        </w:rPr>
+        <w:t>PrincipalName</w:t>
+      </w:r>
+      <w:r>
+        <w:t xml:space="preserve"> / </w:t>
+      </w:r>
+      <w:r>
+        <w:rPr>
+          <w:rFonts w:ascii="Consolas" w:hAnsi="Consolas"/>
+          <w:sz w:val="19"/>
+        </w:rPr>
+        <w:t>RFC822Name</w:t>
+      </w:r>
+      <w:r>
+        <w:t xml:space="preserve">, or the </w:t>
+      </w:r>
+      <w:r>
+        <w:rPr>
+          <w:rFonts w:ascii="Consolas" w:hAnsi="Consolas"/>
+          <w:sz w:val="19"/>
+        </w:rPr>
+        <w:t>certificateUserIds</w:t>
+      </w:r>
+      <w:r>
+        <w:t xml:space="preserve"> attribute — to the user), and setting </w:t>
+      </w:r>
+      <w:r>
+        <w:rPr>
+          <w:b/>
+        </w:rPr>
+        <w:t>authentication-binding</w:t>
+      </w:r>
+      <w:r>
+        <w:t xml:space="preserve"> rules that decide which certificate policy OIDs count as single-factor vs multifactor (MFA).</w:t>
+      </w:r>
+    </w:p>
+    <w:p>
+      <w:pPr>
+        <w:pStyle w:val="ListBullet"/>
+      </w:pPr>
+      <w:r>
+        <w:t xml:space="preserve">To count as </w:t>
+      </w:r>
+      <w:r>
+        <w:rPr>
+          <w:b/>
+        </w:rPr>
+        <w:t>phishing-resistant MFA</w:t>
+      </w:r>
+      <w:r>
+        <w:t xml:space="preserve">, the certificate must be issued to a </w:t>
+      </w:r>
+      <w:r>
+        <w:rPr>
+          <w:b/>
+        </w:rPr>
+        <w:t>hardware smart card</w:t>
+      </w:r>
+      <w:r>
+        <w:t xml:space="preserve"> (CAC/PIV) and mapped via a </w:t>
+      </w:r>
+      <w:r>
+        <w:rPr>
+          <w:b/>
+        </w:rPr>
+        <w:t>high-affinity binding</w:t>
+      </w:r>
+      <w:r>
+        <w:t xml:space="preserve">; Microsoft's phishing-resistant authentication-strength guidance covers which CBA bindings qualify. </w:t>
+      </w:r>
+      <w:r>
+        <w:rPr>
+          <w:b/>
+        </w:rPr>
+        <w:t>Verify the current binding requirements for GCC High/DoD</w:t>
+      </w:r>
+      <w:r>
+        <w:t xml:space="preserve"> at deployment time.</w:t>
+      </w:r>
+    </w:p>
+    <w:p>
+      <w:r>
+        <w:t>Sources:</w:t>
+      </w:r>
+    </w:p>
+    <w:p>
+      <w:pPr>
+        <w:pStyle w:val="ListBullet"/>
+      </w:pPr>
+      <w:r>
+        <w:t>Microsoft Learn — *Microsoft Entra feature availability in Azure for US Government* (CBA ✅).</w:t>
+      </w:r>
+    </w:p>
+    <w:p>
+      <w:pPr>
+        <w:pStyle w:val="ListBullet"/>
+      </w:pPr>
+      <w:r>
+        <w:t>U.S. GSA IDManagement — *Certificate-Based Authentication on Microsoft Entra ID* (</w:t>
+      </w:r>
+      <w:r>
+        <w:rPr>
+          <w:rFonts w:ascii="Consolas" w:hAnsi="Consolas"/>
+          <w:sz w:val="19"/>
+        </w:rPr>
+        <w:t>https://www.idmanagement.gov/implement/cba-azure/</w:t>
+      </w:r>
+      <w:r>
+        <w:t>): direct X.509 auth to Entra ID is a phishing-resistant, Conditional-Access-verifiable login for PIV/CAC.</w:t>
+      </w:r>
+    </w:p>
+    <w:p>
+      <w:pPr>
+        <w:pStyle w:val="ListBullet"/>
+      </w:pPr>
+      <w:r>
+        <w:t xml:space="preserve">Microsoft Learn — *How to configure Microsoft Entra certificate-based authentication* and *Certificate-based authentication technical deep dive* (bindings, </w:t>
+      </w:r>
+      <w:r>
+        <w:rPr>
+          <w:rFonts w:ascii="Consolas" w:hAnsi="Consolas"/>
+          <w:sz w:val="19"/>
+        </w:rPr>
+        <w:t>certificateUserIds</w:t>
+      </w:r>
+      <w:r>
+        <w:t xml:space="preserve">). </w:t>
+      </w:r>
+      <w:r>
+        <w:rPr>
+          <w:b/>
+        </w:rPr>
+        <w:t>Verify for GCC High</w:t>
+      </w:r>
+      <w:r>
+        <w:t xml:space="preserve"> — confirm the CBA configuration steps and any DoD-specific binding notes against the current sovereign docs.</w:t>
+      </w:r>
+    </w:p>
+    <w:p>
+      <w:pPr>
+        <w:pStyle w:val="Heading2"/>
+      </w:pPr>
+      <w:r>
+        <w:t>4. Known differences and limitations vs Commercial (confirmed)</w:t>
+      </w:r>
+    </w:p>
+    <w:tbl>
+      <w:tblPr>
+        <w:tblStyle w:val="LightGrid-Accent1"/>
+        <w:tblW w:type="auto" w:w="0"/>
+        <w:tblLook w:firstColumn="1" w:firstRow="1" w:lastColumn="0" w:lastRow="0" w:noHBand="0" w:noVBand="1" w:val="04A0"/>
+      </w:tblPr>
+      <w:tblGrid>
+        <w:gridCol w:w="2160"/>
+        <w:gridCol w:w="2160"/>
+        <w:gridCol w:w="2160"/>
+        <w:gridCol w:w="2160"/>
+      </w:tblGrid>
+      <w:tr>
+        <w:tc>
+          <w:tcPr>
+            <w:tcW w:type="dxa" w:w="2160"/>
+          </w:tcPr>
+          <w:p>
+            <w:r>
+              <w:rPr>
+                <w:b/>
+              </w:rPr>
+              <w:t>Area</w:t>
+            </w:r>
+          </w:p>
+        </w:tc>
+        <w:tc>
+          <w:tcPr>
+            <w:tcW w:type="dxa" w:w="2160"/>
+          </w:tcPr>
+          <w:p>
+            <w:r>
+              <w:rPr>
+                <w:b/>
+              </w:rPr>
+              <w:t>Commercial</w:t>
+            </w:r>
+          </w:p>
+        </w:tc>
+        <w:tc>
+          <w:tcPr>
+            <w:tcW w:type="dxa" w:w="2160"/>
+          </w:tcPr>
+          <w:p>
+            <w:r>
+              <w:rPr>
+                <w:b/>
+              </w:rPr>
+              <w:t>US Gov (GCC High / DoD)</w:t>
+            </w:r>
+          </w:p>
+        </w:tc>
+        <w:tc>
+          <w:tcPr>
+            <w:tcW w:type="dxa" w:w="2160"/>
+          </w:tcPr>
+          <w:p>
+            <w:r>
+              <w:rPr>
+                <w:b/>
+              </w:rPr>
+              <w:t>Source</w:t>
+            </w:r>
+          </w:p>
+        </w:tc>
+      </w:tr>
+      <w:tr>
+        <w:tc>
+          <w:tcPr>
+            <w:tcW w:type="dxa" w:w="2160"/>
+          </w:tcPr>
+          <w:p>
+            <w:r>
+              <w:t>Graph Explorer (browser tool)</w:t>
+            </w:r>
+          </w:p>
+        </w:tc>
+        <w:tc>
+          <w:tcPr>
+            <w:tcW w:type="dxa" w:w="2160"/>
+          </w:tcPr>
+          <w:p>
+            <w:r>
+              <w:t>Supported</w:t>
+            </w:r>
+          </w:p>
+        </w:tc>
+        <w:tc>
+          <w:tcPr>
+            <w:tcW w:type="dxa" w:w="2160"/>
+          </w:tcPr>
+          <w:p>
+            <w:r>
+              <w:rPr>
+                <w:b/>
+              </w:rPr>
+              <w:t>Not supported</w:t>
+            </w:r>
+            <w:r>
+              <w:t xml:space="preserve"> for </w:t>
+            </w:r>
+            <w:r>
+              <w:rPr>
+                <w:rFonts w:ascii="Consolas" w:hAnsi="Consolas"/>
+                <w:sz w:val="19"/>
+              </w:rPr>
+              <w:t>graph.microsoft.us</w:t>
+            </w:r>
+            <w:r>
+              <w:t xml:space="preserve"> / </w:t>
+            </w:r>
+            <w:r>
+              <w:rPr>
+                <w:rFonts w:ascii="Consolas" w:hAnsi="Consolas"/>
+                <w:sz w:val="19"/>
+              </w:rPr>
+              <w:t>dod-graph.microsoft.us</w:t>
+            </w:r>
+            <w:r>
+              <w:t xml:space="preserve"> — use PowerShell </w:t>
+            </w:r>
+            <w:r>
+              <w:rPr>
+                <w:rFonts w:ascii="Consolas" w:hAnsi="Consolas"/>
+                <w:sz w:val="19"/>
+              </w:rPr>
+              <w:t>-Environment USGov</w:t>
+            </w:r>
+          </w:p>
+        </w:tc>
+        <w:tc>
+          <w:tcPr>
+            <w:tcW w:type="dxa" w:w="2160"/>
+          </w:tcPr>
+          <w:p>
+            <w:r>
+              <w:t>Graph national cloud deployments</w:t>
+            </w:r>
+          </w:p>
+        </w:tc>
+      </w:tr>
+      <w:tr>
+        <w:tc>
+          <w:tcPr>
+            <w:tcW w:type="dxa" w:w="2160"/>
+          </w:tcPr>
+          <w:p>
+            <w:r>
+              <w:t>Delegated user-management portal (</w:t>
+            </w:r>
+            <w:r>
+              <w:rPr>
+                <w:b/>
+              </w:rPr>
+              <w:t>My Staff</w:t>
+            </w:r>
+            <w:r>
+              <w:t>)</w:t>
+            </w:r>
+          </w:p>
+        </w:tc>
+        <w:tc>
+          <w:tcPr>
+            <w:tcW w:type="dxa" w:w="2160"/>
+          </w:tcPr>
+          <w:p>
+            <w:r>
+              <w:t>Available</w:t>
+            </w:r>
+          </w:p>
+        </w:tc>
+        <w:tc>
+          <w:tcPr>
+            <w:tcW w:type="dxa" w:w="2160"/>
+          </w:tcPr>
+          <w:p>
+            <w:r>
+              <w:rPr>
+                <w:b/>
+              </w:rPr>
+              <w:t>Not available (❌)</w:t>
+            </w:r>
+            <w:r>
+              <w:t xml:space="preserve"> — no delegated helpdesk portal for frontline TAP/registration assistance</w:t>
+            </w:r>
+          </w:p>
+        </w:tc>
+        <w:tc>
+          <w:tcPr>
+            <w:tcW w:type="dxa" w:w="2160"/>
+          </w:tcPr>
+          <w:p>
+            <w:r>
+              <w:t>Entra feature availability for US Government</w:t>
+            </w:r>
+          </w:p>
+        </w:tc>
+      </w:tr>
+      <w:tr>
+        <w:tc>
+          <w:tcPr>
+            <w:tcW w:type="dxa" w:w="2160"/>
+          </w:tcPr>
+          <w:p>
+            <w:r>
+              <w:rPr>
+                <w:b/>
+              </w:rPr>
+              <w:t>Microsoft Entra threat intelligence</w:t>
+            </w:r>
+            <w:r>
+              <w:t xml:space="preserve"> (ID Protection detection)</w:t>
+            </w:r>
+          </w:p>
+        </w:tc>
+        <w:tc>
+          <w:tcPr>
+            <w:tcW w:type="dxa" w:w="2160"/>
+          </w:tcPr>
+          <w:p>
+            <w:r>
+              <w:t>Available</w:t>
+            </w:r>
+          </w:p>
+        </w:tc>
+        <w:tc>
+          <w:tcPr>
+            <w:tcW w:type="dxa" w:w="2160"/>
+          </w:tcPr>
+          <w:p>
+            <w:r>
+              <w:rPr>
+                <w:b/>
+              </w:rPr>
+              <w:t>Not available (❌)</w:t>
+            </w:r>
+            <w:r>
+              <w:t xml:space="preserve"> — noted because risk-based Conditional Access on top of the phishing-resistant grant has one fewer detection source</w:t>
+            </w:r>
+          </w:p>
+        </w:tc>
+        <w:tc>
+          <w:tcPr>
+            <w:tcW w:type="dxa" w:w="2160"/>
+          </w:tcPr>
+          <w:p>
+            <w:r>
+              <w:t>Entra feature availability for US Government</w:t>
+            </w:r>
+          </w:p>
+        </w:tc>
+      </w:tr>
+      <w:tr>
+        <w:tc>
+          <w:tcPr>
+            <w:tcW w:type="dxa" w:w="2160"/>
+          </w:tcPr>
+          <w:p>
+            <w:r>
+              <w:t xml:space="preserve">Shared device sign-out / </w:t>
+            </w:r>
+            <w:r>
+              <w:rPr>
+                <w:b/>
+              </w:rPr>
+              <w:t>Enterprise state roaming</w:t>
+            </w:r>
+            <w:r>
+              <w:t xml:space="preserve"> (Windows 10)</w:t>
+            </w:r>
+          </w:p>
+        </w:tc>
+        <w:tc>
+          <w:tcPr>
+            <w:tcW w:type="dxa" w:w="2160"/>
+          </w:tcPr>
+          <w:p>
+            <w:r>
+              <w:t>Available</w:t>
+            </w:r>
+          </w:p>
+        </w:tc>
+        <w:tc>
+          <w:tcPr>
+            <w:tcW w:type="dxa" w:w="2160"/>
+          </w:tcPr>
+          <w:p>
+            <w:r>
+              <w:rPr>
+                <w:b/>
+              </w:rPr>
+              <w:t>Not available</w:t>
+            </w:r>
+            <w:r>
+              <w:t xml:space="preserve"> for Windows 10 devices</w:t>
+            </w:r>
+          </w:p>
+        </w:tc>
+        <w:tc>
+          <w:tcPr>
+            <w:tcW w:type="dxa" w:w="2160"/>
+          </w:tcPr>
+          <w:p>
+            <w:r>
+              <w:t>Entra feature availability for US Government</w:t>
+            </w:r>
+          </w:p>
+        </w:tc>
+      </w:tr>
+    </w:tbl>
+    <w:p>
+      <w:r>
+        <w:t xml:space="preserve">Note: most </w:t>
+      </w:r>
+      <w:r>
+        <w:rPr>
+          <w:b/>
+        </w:rPr>
+        <w:t>ID Protection risk detections</w:t>
+      </w:r>
+      <w:r>
+        <w:t xml:space="preserve"> (leaked credentials, anonymous IP, atypical/impossible travel, password spray, etc.) </w:t>
+      </w:r>
+      <w:r>
+        <w:rPr>
+          <w:b/>
+        </w:rPr>
+        <w:t>are ✅ available</w:t>
+      </w:r>
+      <w:r>
+        <w:t xml:space="preserve"> in US Gov — only *Microsoft Entra threat intelligence* is ❌. So risk-based enforcement is still possible; just do not design around the threat-intelligence signal.</w:t>
+      </w:r>
+    </w:p>
+    <w:p>
+      <w:pPr>
+        <w:pStyle w:val="Heading2"/>
+      </w:pPr>
+      <w:r>
+        <w:t>5. Verify for GCC High (unconfirmed sovereign parity — do not assume Commercial parity)</w:t>
+      </w:r>
+    </w:p>
+    <w:p>
+      <w:r>
+        <w:t xml:space="preserve">The following are </w:t>
+      </w:r>
+      <w:r>
+        <w:rPr>
+          <w:b/>
+        </w:rPr>
+        <w:t>Preview</w:t>
+      </w:r>
+      <w:r>
+        <w:t xml:space="preserve">, </w:t>
+      </w:r>
+      <w:r>
+        <w:rPr>
+          <w:b/>
+        </w:rPr>
+        <w:t>Microsoft-Authenticator-dependent</w:t>
+      </w:r>
+      <w:r>
+        <w:t xml:space="preserve">, or </w:t>
+      </w:r>
+      <w:r>
+        <w:rPr>
+          <w:b/>
+        </w:rPr>
+        <w:t>cross-cloud</w:t>
+      </w:r>
+      <w:r>
+        <w:t xml:space="preserve"> in Commercial and are </w:t>
+      </w:r>
+      <w:r>
+        <w:rPr>
+          <w:b/>
+        </w:rPr>
+        <w:t>not confirmed</w:t>
+      </w:r>
+      <w:r>
+        <w:t xml:space="preserve"> for GCC High at authoring time. Treat each as "verify for GCC High" and default to the GA path (hardware FIDO2 keys, Windows Hello for Business, or CBA/smart card):</w:t>
+      </w:r>
+    </w:p>
+    <w:p>
+      <w:pPr>
+        <w:pStyle w:val="ListBullet"/>
+      </w:pPr>
+      <w:r>
+        <w:rPr>
+          <w:b/>
+        </w:rPr>
+        <w:t>Passkeys in Microsoft Authenticator</w:t>
+      </w:r>
+      <w:r>
+        <w:t xml:space="preserve"> (device-bound passkeys in the Authenticator app), </w:t>
+      </w:r>
+      <w:r>
+        <w:rPr>
+          <w:b/>
+        </w:rPr>
+        <w:t>cross-device passkey sign-in via QR code</w:t>
+      </w:r>
+      <w:r>
+        <w:t xml:space="preserve">, and </w:t>
+      </w:r>
+      <w:r>
+        <w:rPr>
+          <w:b/>
+        </w:rPr>
+        <w:t>synced passkeys</w:t>
+      </w:r>
+      <w:r>
+        <w:t xml:space="preserve"> (Apple iCloud Keychain / Google Password Manager). Microsoft's passkey concept page does not confirm sovereign-cloud availability, and Microsoft Authenticator features frequently lag in the US Gov clouds. </w:t>
+      </w:r>
+      <w:r>
+        <w:rPr>
+          <w:b/>
+        </w:rPr>
+        <w:t>Verify for GCC High.</w:t>
+      </w:r>
+      <w:r>
+        <w:t xml:space="preserve"> The GA, sovereign-safe choice is a </w:t>
+      </w:r>
+      <w:r>
+        <w:rPr>
+          <w:b/>
+        </w:rPr>
+        <w:t>hardware FIDO2 security key</w:t>
+      </w:r>
+      <w:r>
+        <w:t xml:space="preserve"> or </w:t>
+      </w:r>
+      <w:r>
+        <w:rPr>
+          <w:b/>
+        </w:rPr>
+        <w:t>CBA smart card</w:t>
+      </w:r>
+      <w:r>
+        <w:t>, not a synced/phone passkey. Source: Microsoft Learn — *Passkeys (FIDO2) authentication method in Microsoft Entra ID* (</w:t>
+      </w:r>
+      <w:r>
+        <w:rPr>
+          <w:rFonts w:ascii="Consolas" w:hAnsi="Consolas"/>
+          <w:sz w:val="19"/>
+        </w:rPr>
+        <w:t>https://learn.microsoft.com/en-us/entra/identity/authentication/concept-authentication-passkeys-fido2</w:t>
+      </w:r>
+      <w:r>
+        <w:t>).</w:t>
+      </w:r>
+    </w:p>
+    <w:p>
+      <w:pPr>
+        <w:pStyle w:val="ListBullet"/>
+      </w:pPr>
+      <w:r>
+        <w:rPr>
+          <w:b/>
+        </w:rPr>
+        <w:t>Temporary Access Pass (TAP)</w:t>
+      </w:r>
+      <w:r>
+        <w:t xml:space="preserve"> as the bootstrap credential for registering a first passwordless method. TAP is not called out separately in the US Gov feature-availability table; Microsoft documents it under passwordless onboarding for Commercial. </w:t>
+      </w:r>
+      <w:r>
+        <w:rPr>
+          <w:b/>
+        </w:rPr>
+        <w:t>Verify for GCC High</w:t>
+      </w:r>
+      <w:r>
+        <w:t xml:space="preserve"> before designing frontline onboarding around TAP; have a fallback (in-person key enrollment or CBA issuance) if TAP is unavailable. Source: Microsoft Learn — *Configure a Temporary Access Pass* (</w:t>
+      </w:r>
+      <w:r>
+        <w:rPr>
+          <w:rFonts w:ascii="Consolas" w:hAnsi="Consolas"/>
+          <w:sz w:val="19"/>
+        </w:rPr>
+        <w:t>https://learn.microsoft.com/en-us/entra/identity/authentication/howto-authentication-temporary-access-pass</w:t>
+      </w:r>
+      <w:r>
+        <w:t>).</w:t>
+      </w:r>
+    </w:p>
+    <w:p>
+      <w:pPr>
+        <w:pStyle w:val="ListBullet"/>
+      </w:pPr>
+      <w:r>
+        <w:rPr>
+          <w:b/>
+        </w:rPr>
+        <w:t>Registration campaign</w:t>
+      </w:r>
+      <w:r>
+        <w:t xml:space="preserve"> to nudge users to add a passwordless method at sign-in. The converged Authentication methods policy is available in US Gov, but confirm the </w:t>
+      </w:r>
+      <w:r>
+        <w:rPr>
+          <w:b/>
+        </w:rPr>
+        <w:t>registration campaign</w:t>
+      </w:r>
+      <w:r>
+        <w:t xml:space="preserve"> sub-feature (and which methods it can nudge) is present in your sovereign tenant. </w:t>
+      </w:r>
+      <w:r>
+        <w:rPr>
+          <w:b/>
+        </w:rPr>
+        <w:t>Verify for GCC High</w:t>
+      </w:r>
+      <w:r>
+        <w:t>; if absent, drive registration by direct communication + supervised enrollment.</w:t>
+      </w:r>
+    </w:p>
+    <w:p>
+      <w:pPr>
+        <w:pStyle w:val="ListBullet"/>
+      </w:pPr>
+      <w:r>
+        <w:rPr>
+          <w:b/>
+        </w:rPr>
+        <w:t>FIDO2 provisioning / Microsoft-managed AAGUID conveniences and passkey profiles</w:t>
+      </w:r>
+      <w:r>
+        <w:t xml:space="preserve"> that appear in Commercial previews — </w:t>
+      </w:r>
+      <w:r>
+        <w:rPr>
+          <w:b/>
+        </w:rPr>
+        <w:t>verify for GCC High.</w:t>
+      </w:r>
+      <w:r>
+        <w:t xml:space="preserve"> AAGUID </w:t>
+      </w:r>
+      <w:r>
+        <w:rPr>
+          <w:b/>
+        </w:rPr>
+        <w:t>restriction</w:t>
+      </w:r>
+      <w:r>
+        <w:t xml:space="preserve"> (allow-listing specific certified key models) in the FIDO2 method settings is part of the GA FIDO2 configuration and is expected; confirm the exact UI in the sovereign portal.</w:t>
+      </w:r>
+    </w:p>
+    <w:p>
+      <w:pPr>
+        <w:pStyle w:val="ListBullet"/>
+      </w:pPr>
+      <w:r>
+        <w:rPr>
+          <w:b/>
+        </w:rPr>
+        <w:t>Hybrid FIDO2 (on-prem SSO to AD DS with a security key)</w:t>
+      </w:r>
+      <w:r>
+        <w:t xml:space="preserve"> — supported in Commercial for Entra hybrid-joined Windows; confirm the on-prem components (Kerberos-trust / cloud Kerberos) and version prerequisites for your GCC High + on-prem AD environment. </w:t>
+      </w:r>
+      <w:r>
+        <w:rPr>
+          <w:b/>
+        </w:rPr>
+        <w:t>Verify for GCC High.</w:t>
+      </w:r>
+    </w:p>
+    <w:p>
+      <w:pPr>
+        <w:ind w:left="432"/>
+      </w:pPr>
+      <w:r>
+        <w:rPr>
+          <w:i/>
+          <w:color w:val="2E86C1"/>
+        </w:rPr>
+        <w:t>General rule: features marked Preview in Microsoft's Commercial docs, and anything that depends on the Microsoft Authenticator app or cross-cloud behavior, should be assumed later or absent in the sovereign clouds until Microsoft's US Gov documentation confirms them. When in doubt, flag "verify for GCC High" and deploy the GA path: hardware FIDO2 key, Windows Hello for Business, or CBA smart card, enforced with a Conditional Access authentication strength.</w:t>
+      </w:r>
+    </w:p>
+    <w:p>
+      <w:pPr>
+        <w:pStyle w:val="Heading2"/>
+      </w:pPr>
+      <w:r>
+        <w:t>6. Sources</w:t>
+      </w:r>
+    </w:p>
+    <w:p>
+      <w:pPr>
+        <w:pStyle w:val="ListBullet"/>
+      </w:pPr>
+      <w:r>
+        <w:t xml:space="preserve">Microsoft Learn — *Microsoft Entra feature availability in Azure for US Government*: </w:t>
+      </w:r>
+      <w:r>
+        <w:rPr>
+          <w:rFonts w:ascii="Consolas" w:hAnsi="Consolas"/>
+          <w:sz w:val="19"/>
+        </w:rPr>
+        <w:t>https://learn.microsoft.com/en-us/entra/identity/authentication/feature-availability</w:t>
+      </w:r>
+    </w:p>
+    <w:p>
+      <w:pPr>
+        <w:pStyle w:val="ListBullet"/>
+      </w:pPr>
+      <w:r>
+        <w:t xml:space="preserve">Microsoft Learn — *Microsoft Graph national cloud deployments*: </w:t>
+      </w:r>
+      <w:r>
+        <w:rPr>
+          <w:rFonts w:ascii="Consolas" w:hAnsi="Consolas"/>
+          <w:sz w:val="19"/>
+        </w:rPr>
+        <w:t>https://learn.microsoft.com/en-us/graph/deployments</w:t>
+      </w:r>
+    </w:p>
+    <w:p>
+      <w:pPr>
+        <w:pStyle w:val="ListBullet"/>
+      </w:pPr>
+      <w:r>
+        <w:t xml:space="preserve">Microsoft Learn — *Connect-MgGraph (Microsoft.Graph.Authentication)* national-cloud </w:t>
+      </w:r>
+      <w:r>
+        <w:rPr>
+          <w:rFonts w:ascii="Consolas" w:hAnsi="Consolas"/>
+          <w:sz w:val="19"/>
+        </w:rPr>
+        <w:t>-Environment</w:t>
+      </w:r>
+      <w:r>
+        <w:t xml:space="preserve"> values: </w:t>
+      </w:r>
+      <w:r>
+        <w:rPr>
+          <w:rFonts w:ascii="Consolas" w:hAnsi="Consolas"/>
+          <w:sz w:val="19"/>
+        </w:rPr>
+        <w:t>https://learn.microsoft.com/en-us/powershell/module/microsoft.graph.authentication/connect-mggraph</w:t>
+      </w:r>
+    </w:p>
+    <w:p>
+      <w:pPr>
+        <w:pStyle w:val="ListBullet"/>
+      </w:pPr>
+      <w:r>
+        <w:t xml:space="preserve">Microsoft Learn — *Microsoft 365 U.S. Government GCC High endpoints*: </w:t>
+      </w:r>
+      <w:r>
+        <w:rPr>
+          <w:rFonts w:ascii="Consolas" w:hAnsi="Consolas"/>
+          <w:sz w:val="19"/>
+        </w:rPr>
+        <w:t>https://learn.microsoft.com/en-us/microsoft-365/enterprise/microsoft-365-u-s-government-gcc-high-endpoints</w:t>
+      </w:r>
+    </w:p>
+    <w:p>
+      <w:pPr>
+        <w:pStyle w:val="ListBullet"/>
+      </w:pPr>
+      <w:r>
+        <w:t xml:space="preserve">Microsoft Learn — *Passkeys (FIDO2) authentication method in Microsoft Entra ID*: </w:t>
+      </w:r>
+      <w:r>
+        <w:rPr>
+          <w:rFonts w:ascii="Consolas" w:hAnsi="Consolas"/>
+          <w:sz w:val="19"/>
+        </w:rPr>
+        <w:t>https://learn.microsoft.com/en-us/entra/identity/authentication/concept-authentication-passkeys-fido2</w:t>
+      </w:r>
+    </w:p>
+    <w:p>
+      <w:pPr>
+        <w:pStyle w:val="ListBullet"/>
+      </w:pPr>
+      <w:r>
+        <w:t xml:space="preserve">Microsoft Learn — *How to enable passkeys (FIDO2) in Microsoft Entra ID*: </w:t>
+      </w:r>
+      <w:r>
+        <w:rPr>
+          <w:rFonts w:ascii="Consolas" w:hAnsi="Consolas"/>
+          <w:sz w:val="19"/>
+        </w:rPr>
+        <w:t>https://learn.microsoft.com/en-us/entra/identity/authentication/how-to-authentication-passkeys-fido2</w:t>
+      </w:r>
+    </w:p>
+    <w:p>
+      <w:pPr>
+        <w:pStyle w:val="ListBullet"/>
+      </w:pPr>
+      <w:r>
+        <w:t xml:space="preserve">Microsoft Learn — *Configure a Temporary Access Pass*: </w:t>
+      </w:r>
+      <w:r>
+        <w:rPr>
+          <w:rFonts w:ascii="Consolas" w:hAnsi="Consolas"/>
+          <w:sz w:val="19"/>
+        </w:rPr>
+        <w:t>https://learn.microsoft.com/en-us/entra/identity/authentication/howto-authentication-temporary-access-pass</w:t>
+      </w:r>
+    </w:p>
+    <w:p>
+      <w:pPr>
+        <w:pStyle w:val="ListBullet"/>
+      </w:pPr>
+      <w:r>
+        <w:t xml:space="preserve">U.S. GSA IDManagement — *Certificate-Based Authentication on Microsoft Entra ID*: </w:t>
+      </w:r>
+      <w:r>
+        <w:rPr>
+          <w:rFonts w:ascii="Consolas" w:hAnsi="Consolas"/>
+          <w:sz w:val="19"/>
+        </w:rPr>
+        <w:t>https://www.idmanagement.gov/implement/cba-azure/</w:t>
+      </w:r>
+    </w:p>
+    <w:p>
+      <w:pPr>
+        <w:pStyle w:val="ListBullet"/>
+      </w:pPr>
+      <w:r>
+        <w:t>Microsoft Learn — *Get started with phishing-resistant MFA deployment in Microsoft Entra ID* (phishing-resistant authentication-strength guidance).</w:t>
+      </w:r>
+    </w:p>
+    <w:p>
+      <w:pPr>
+        <w:pStyle w:val="Heading1"/>
+      </w:pPr>
+      <w:r>
         <w:t>3. Implementation Guide — Passwordless &amp; Phishing-Resistant MFA with FIDO2 Security Keys — Government (GCC High)</w:t>
       </w:r>
     </w:p>
@@ -7643,7 +10210,7 @@
         <w:t>Purpose:</w:t>
       </w:r>
       <w:r>
-        <w:t xml:space="preserve"> Reports the current authentication-methods posture in a US Government (GCC High/DoD) tenant: whether FIDO2 security keys, Windows Hello for Business, certificate-based authentication, and Temporary Access Pass are enabled and who they target, plus which authentication strengths exist. Read-only. Use -Environment USGovDoD on the DoD cloud. HOW TO RUN powershell -ExecutionPolicy Bypass -File .\FIDO2G-Discovery.ps1 Connects to US Gov Graph (-Environment USGov). Read-only scopes: Policy.Read.All, Policy.Read.ConditionalAccess. EXPECTED RESULTS Per-method enabled state and target scope, TAP presence (verify for GCC High), and a list of authentication strengths. Pass = posture printed against graph.microsoft.us; fail = a connection/redirect error means -Environment was omitted (SDK hit the Commercial endpoint). .NOTES White-label — the repeatable way. Read-only against Microsoft Graph US Gov endpoints. #&gt; [CmdletBinding()] param([ValidateSet('USGov','USGovDoD')][string]$Environment = 'USGov') if (-not (Get-Module -ListAvailable -Name Microsoft.Graph.Authentication)) { Install-Module Microsoft.Graph -Scope CurrentUser -Force -AllowClobber } Import-Module Microsoft.Graph.Authentication -ErrorAction Stop Connect-MgGraph -Environment $Environment -Scopes 'Policy.Read.All','Policy.Read.ConditionalAccess' -NoWelcome</w:t>
+        <w:t xml:space="preserve"> Reports the current authentication-methods posture in a US Government (GCC High/DoD) tenant: whether FIDO2 security keys, Windows Hello for Business, certificate-based authentication, and Temporary Access Pass are enabled and who they target, plus which authentication strengths exist. Read-only. Use -Environment USGovDoD on the DoD cloud. HOW TO RUN powershell -ExecutionPolicy Bypass -File .\FIDO2G-Discovery.ps1 Connects to US Gov Graph (-Environment USGov). Read-only scopes: Policy.Read.All, Policy.Read.ConditionalAccess. EXPECTED RESULTS Per-method enabled state and target scope, TAP presence (verify for GCC High), and a list of authentication strengths. Pass = posture printed against graph.microsoft.us; fail = a connection/redirect error means -Environment was omitted (SDK hit the Commercial endpoint). .NOTES White-label — the repeatable way. Read-only against Microsoft Graph US Gov endpoints. &gt; [CmdletBinding()] param([ValidateSet('USGov','USGovDoD')][string]$Environment = 'USGov') if (-not (Get-Module -ListAvailable -Name Microsoft.Graph.Authentication)) { Install-Module Microsoft.Graph -Scope CurrentUser -Force -AllowClobber } Import-Module Microsoft.Graph.Authentication -ErrorAction Stop Connect-MgGraph -Environment $Environment -Scopes 'Policy.Read.All','Policy.Read.ConditionalAccess' -NoWelcome</w:t>
       </w:r>
     </w:p>
     <w:p>
@@ -7654,7 +10221,7 @@
         <w:t>How to run:</w:t>
       </w:r>
       <w:r>
-        <w:t xml:space="preserve"> powershell -ExecutionPolicy Bypass -File .\FIDO2G-Discovery.ps1 Connects to US Gov Graph (-Environment USGov). Read-only scopes: Policy.Read.All, Policy.Read.ConditionalAccess. EXPECTED RESULTS Per-method enabled state and target scope, TAP presence (verify for GCC High), and a list of authentication strengths. Pass = posture printed against graph.microsoft.us; fail = a connection/redirect error means -Environment was omitted (SDK hit the Commercial endpoint). .NOTES White-label — the repeatable way. Read-only against Microsoft Graph US Gov endpoints. #&gt; [CmdletBinding()] param([ValidateSet('USGov','USGovDoD')][string]$Environment = 'USGov') if (-not (Get-Module -ListAvailable -Name Microsoft.Graph.Authentication)) { Install-Module Microsoft.Graph -Scope CurrentUser -Force -AllowClobber } Import-Module Microsoft.Graph.Authentication -ErrorAction Stop Connect-MgGraph -Environment $Environment -Scopes 'Policy.Read.All','Policy.Read.ConditionalAccess' -NoWelcome</w:t>
+        <w:t xml:space="preserve"> powershell -ExecutionPolicy Bypass -File .\FIDO2G-Discovery.ps1 Connects to US Gov Graph (-Environment USGov). Read-only scopes: Policy.Read.All, Policy.Read.ConditionalAccess. EXPECTED RESULTS Per-method enabled state and target scope, TAP presence (verify for GCC High), and a list of authentication strengths. Pass = posture printed against graph.microsoft.us; fail = a connection/redirect error means -Environment was omitted (SDK hit the Commercial endpoint). .NOTES White-label — the repeatable way. Read-only against Microsoft Graph US Gov endpoints. &gt; [CmdletBinding()] param([ValidateSet('USGov','USGovDoD')][string]$Environment = 'USGov') if (-not (Get-Module -ListAvailable -Name Microsoft.Graph.Authentication)) { Install-Module Microsoft.Graph -Scope CurrentUser -Force -AllowClobber } Import-Module Microsoft.Graph.Authentication -ErrorAction Stop Connect-MgGraph -Environment $Environment -Scopes 'Policy.Read.All','Policy.Read.ConditionalAccess' -NoWelcome</w:t>
       </w:r>
     </w:p>
     <w:p>
@@ -7673,7 +10240,7 @@
         <w:t>Purpose:</w:t>
       </w:r>
       <w:r>
-        <w:t xml:space="preserve"> Finds users in a US Government (GCC High/DoD) tenant who lack a phishing-resistant, passwordless method and, optionally, adds them to a remediation/registration group so a registration campaign or supervised-enrollment drive can target them. Makes NO change in the default preview (-WhatIf) mode; add -WhatIf:$false to apply. It never disables a user's existing methods and never enforces a policy. Use -Environment USGovDoD on the DoD cloud. HOW TO RUN Preview (default): powershell -ExecutionPolicy Bypass -File .\FIDO2G-Remediation.ps1 -RemediationGroupName "Phishing-Resistant - Needs Registration - Remediation" Apply:            add -WhatIf:$false to the same command after reviewing the preview. Connects to US Gov Graph (-Environment USGov). Scopes: AuditLog.Read.All, UserAuthenticationMethod.Read.All, Group.ReadWrite.All, User.Read.All. EXPECTED RESULTS A list of users lacking a phishing-resistant method; in preview it prints what WOULD be added to the remediation group; with -WhatIf:$false it adds them and prints the group object ID. .NOTES White-label — the repeatable way. Read-only against Microsoft Graph US Gov endpoints. #&gt; [CmdletBinding(SupportsShouldProcess=$true, ConfirmImpact='Medium')] param( [string]$RemediationGroupName = 'Phishing-Resistant - Needs Registration - Remediation', [ValidateSet('USGov','USGovDoD')][string]$Environment = 'USGov' ) if (-not (Get-Module -ListAvailable -Name Microsoft.Graph.Authentication)) { Install-Module Microsoft.Graph -Scope CurrentUser -Force -AllowClobber } Import-Module Microsoft.Graph.Authentication -ErrorAction Stop Connect-MgGraph -Environment $Environment -Scopes 'AuditLog.Read.All','UserAuthenticationMethod.Read.All','Group.ReadWrite.All','User.Read.All' -NoWelcome</w:t>
+        <w:t xml:space="preserve"> Finds users in a US Government (GCC High/DoD) tenant who lack a phishing-resistant, passwordless method and, optionally, adds them to a remediation/registration group so a registration campaign or supervised-enrollment drive can target them. Makes NO change in the default preview (-WhatIf) mode; add -WhatIf:$false to apply. It never disables a user's existing methods and never enforces a policy. Use -Environment USGovDoD on the DoD cloud. HOW TO RUN Preview (default): powershell -ExecutionPolicy Bypass -File .\FIDO2G-Remediation.ps1 -RemediationGroupName "Phishing-Resistant - Needs Registration - Remediation" Apply:            add -WhatIf:$false to the same command after reviewing the preview. Connects to US Gov Graph (-Environment USGov). Scopes: AuditLog.Read.All, UserAuthenticationMethod.Read.All, Group.ReadWrite.All, User.Read.All. EXPECTED RESULTS A list of users lacking a phishing-resistant method; in preview it prints what WOULD be added to the remediation group; with -WhatIf:$false it adds them and prints the group object ID. .NOTES White-label — the repeatable way. Read-only against Microsoft Graph US Gov endpoints. &gt; [CmdletBinding(SupportsShouldProcess=$true, ConfirmImpact='Medium')] param( [string]$RemediationGroupName = 'Phishing-Resistant - Needs Registration - Remediation', [ValidateSet('USGov','USGovDoD')][string]$Environment = 'USGov' ) if (-not (Get-Module -ListAvailable -Name Microsoft.Graph.Authentication)) { Install-Module Microsoft.Graph -Scope CurrentUser -Force -AllowClobber } Import-Module Microsoft.Graph.Authentication -ErrorAction Stop Connect-MgGraph -Environment $Environment -Scopes 'AuditLog.Read.All','UserAuthenticationMethod.Read.All','Group.ReadWrite.All','User.Read.All' -NoWelcome</w:t>
       </w:r>
     </w:p>
     <w:p>
@@ -7684,7 +10251,7 @@
         <w:t>How to run:</w:t>
       </w:r>
       <w:r>
-        <w:t xml:space="preserve"> Preview (default): powershell -ExecutionPolicy Bypass -File .\FIDO2G-Remediation.ps1 -RemediationGroupName "Phishing-Resistant - Needs Registration - Remediation" Apply:            add -WhatIf:$false to the same command after reviewing the preview. Connects to US Gov Graph (-Environment USGov). Scopes: AuditLog.Read.All, UserAuthenticationMethod.Read.All, Group.ReadWrite.All, User.Read.All. EXPECTED RESULTS A list of users lacking a phishing-resistant method; in preview it prints what WOULD be added to the remediation group; with -WhatIf:$false it adds them and prints the group object ID. .NOTES White-label — the repeatable way. Read-only against Microsoft Graph US Gov endpoints. #&gt; [CmdletBinding(SupportsShouldProcess=$true, ConfirmImpact='Medium')] param( [string]$RemediationGroupName = 'Phishing-Resistant - Needs Registration - Remediation', [ValidateSet('USGov','USGovDoD')][string]$Environment = 'USGov' ) if (-not (Get-Module -ListAvailable -Name Microsoft.Graph.Authentication)) { Install-Module Microsoft.Graph -Scope CurrentUser -Force -AllowClobber } Import-Module Microsoft.Graph.Authentication -ErrorAction Stop Connect-MgGraph -Environment $Environment -Scopes 'AuditLog.Read.All','UserAuthenticationMethod.Read.All','Group.ReadWrite.All','User.Read.All' -NoWelcome</w:t>
+        <w:t xml:space="preserve"> Preview (default): powershell -ExecutionPolicy Bypass -File .\FIDO2G-Remediation.ps1 -RemediationGroupName "Phishing-Resistant - Needs Registration - Remediation" Apply:            add -WhatIf:$false to the same command after reviewing the preview. Connects to US Gov Graph (-Environment USGov). Scopes: AuditLog.Read.All, UserAuthenticationMethod.Read.All, Group.ReadWrite.All, User.Read.All. EXPECTED RESULTS A list of users lacking a phishing-resistant method; in preview it prints what WOULD be added to the remediation group; with -WhatIf:$false it adds them and prints the group object ID. .NOTES White-label — the repeatable way. Read-only against Microsoft Graph US Gov endpoints. &gt; [CmdletBinding(SupportsShouldProcess=$true, ConfirmImpact='Medium')] param( [string]$RemediationGroupName = 'Phishing-Resistant - Needs Registration - Remediation', [ValidateSet('USGov','USGovDoD')][string]$Environment = 'USGov' ) if (-not (Get-Module -ListAvailable -Name Microsoft.Graph.Authentication)) { Install-Module Microsoft.Graph -Scope CurrentUser -Force -AllowClobber } Import-Module Microsoft.Graph.Authentication -ErrorAction Stop Connect-MgGraph -Environment $Environment -Scopes 'AuditLog.Read.All','UserAuthenticationMethod.Read.All','Group.ReadWrite.All','User.Read.All' -NoWelcome</w:t>
       </w:r>
     </w:p>
     <w:p>
@@ -7703,7 +10270,7 @@
         <w:t>Purpose:</w:t>
       </w:r>
       <w:r>
-        <w:t xml:space="preserve"> Produces a tenant-wide credential-method coverage report for a US Government (GCC High/DoD) tenant from Microsoft Graph authentication-method registration details: how many users are capable of passwordless / phishing-resistant sign-in, and lists users who are NOT yet ready. Use this to confirm coverage before requiring a phishing-resistant strength. Read-only, and can write a CSV. Use -Environment USGovDoD on the DoD cloud. HOW TO RUN powershell -ExecutionPolicy Bypass -File .\FIDO2G-Report.ps1 -CsvPath .\fido2g-coverage.csv Connects to US Gov Graph (-Environment USGov). Read-only scopes: AuditLog.Read.All, UserAuthenticationMethod.Read.All. EXPECTED RESULTS Counts and percentages for passwordless-capable and MFA-registered users, and a list (and optional CSV) of users lacking a phishing-resistant method. Pass = report renders against graph.microsoft.us; fail = a connection/redirect error means -Environment was omitted. .NOTES White-label — the repeatable way. Read-only against Microsoft Graph US Gov endpoints. #&gt; [CmdletBinding()] param( [string]$CsvPath, [ValidateSet('USGov','USGovDoD')][string]$Environment = 'USGov' ) if (-not (Get-Module -ListAvailable -Name Microsoft.Graph.Authentication)) { Install-Module Microsoft.Graph -Scope CurrentUser -Force -AllowClobber } Import-Module Microsoft.Graph.Authentication -ErrorAction Stop Connect-MgGraph -Environment $Environment -Scopes 'AuditLog.Read.All','UserAuthenticationMethod.Read.All' -NoWelcome</w:t>
+        <w:t xml:space="preserve"> Produces a tenant-wide credential-method coverage report for a US Government (GCC High/DoD) tenant from Microsoft Graph authentication-method registration details: how many users are capable of passwordless / phishing-resistant sign-in, and lists users who are NOT yet ready. Use this to confirm coverage before requiring a phishing-resistant strength. Read-only, and can write a CSV. Use -Environment USGovDoD on the DoD cloud. HOW TO RUN powershell -ExecutionPolicy Bypass -File .\FIDO2G-Report.ps1 -CsvPath .\fido2g-coverage.csv Connects to US Gov Graph (-Environment USGov). Read-only scopes: AuditLog.Read.All, UserAuthenticationMethod.Read.All. EXPECTED RESULTS Counts and percentages for passwordless-capable and MFA-registered users, and a list (and optional CSV) of users lacking a phishing-resistant method. Pass = report renders against graph.microsoft.us; fail = a connection/redirect error means -Environment was omitted. .NOTES White-label — the repeatable way. Read-only against Microsoft Graph US Gov endpoints. &gt; [CmdletBinding()] param( [string]$CsvPath, [ValidateSet('USGov','USGovDoD')][string]$Environment = 'USGov' ) if (-not (Get-Module -ListAvailable -Name Microsoft.Graph.Authentication)) { Install-Module Microsoft.Graph -Scope CurrentUser -Force -AllowClobber } Import-Module Microsoft.Graph.Authentication -ErrorAction Stop Connect-MgGraph -Environment $Environment -Scopes 'AuditLog.Read.All','UserAuthenticationMethod.Read.All' -NoWelcome</w:t>
       </w:r>
     </w:p>
     <w:p>
@@ -7714,7 +10281,7 @@
         <w:t>How to run:</w:t>
       </w:r>
       <w:r>
-        <w:t xml:space="preserve"> powershell -ExecutionPolicy Bypass -File .\FIDO2G-Report.ps1 -CsvPath .\fido2g-coverage.csv Connects to US Gov Graph (-Environment USGov). Read-only scopes: AuditLog.Read.All, UserAuthenticationMethod.Read.All. EXPECTED RESULTS Counts and percentages for passwordless-capable and MFA-registered users, and a list (and optional CSV) of users lacking a phishing-resistant method. Pass = report renders against graph.microsoft.us; fail = a connection/redirect error means -Environment was omitted. .NOTES White-label — the repeatable way. Read-only against Microsoft Graph US Gov endpoints. #&gt; [CmdletBinding()] param( [string]$CsvPath, [ValidateSet('USGov','USGovDoD')][string]$Environment = 'USGov' ) if (-not (Get-Module -ListAvailable -Name Microsoft.Graph.Authentication)) { Install-Module Microsoft.Graph -Scope CurrentUser -Force -AllowClobber } Import-Module Microsoft.Graph.Authentication -ErrorAction Stop Connect-MgGraph -Environment $Environment -Scopes 'AuditLog.Read.All','UserAuthenticationMethod.Read.All' -NoWelcome</w:t>
+        <w:t xml:space="preserve"> powershell -ExecutionPolicy Bypass -File .\FIDO2G-Report.ps1 -CsvPath .\fido2g-coverage.csv Connects to US Gov Graph (-Environment USGov). Read-only scopes: AuditLog.Read.All, UserAuthenticationMethod.Read.All. EXPECTED RESULTS Counts and percentages for passwordless-capable and MFA-registered users, and a list (and optional CSV) of users lacking a phishing-resistant method. Pass = report renders against graph.microsoft.us; fail = a connection/redirect error means -Environment was omitted. .NOTES White-label — the repeatable way. Read-only against Microsoft Graph US Gov endpoints. &gt; [CmdletBinding()] param( [string]$CsvPath, [ValidateSet('USGov','USGovDoD')][string]$Environment = 'USGov' ) if (-not (Get-Module -ListAvailable -Name Microsoft.Graph.Authentication)) { Install-Module Microsoft.Graph -Scope CurrentUser -Force -AllowClobber } Import-Module Microsoft.Graph.Authentication -ErrorAction Stop Connect-MgGraph -Environment $Environment -Scopes 'AuditLog.Read.All','UserAuthenticationMethod.Read.All' -NoWelcome</w:t>
       </w:r>
     </w:p>
     <w:p>
@@ -7733,7 +10300,7 @@
         <w:t>Purpose:</w:t>
       </w:r>
       <w:r>
-        <w:t xml:space="preserve"> Creates (idempotently) the security groups the phishing-resistant rollout targets in a US Government (GCC High/DoD) tenant: a pilot group and an all-staff group used by the Authentication methods policy targeting, the registration drive, and Conditional Access enforcement. Optionally seeds members by UPN. Consistent group names make method targeting, registration, and CA policies repeatable. Runs in -WhatIf (preview) mode by default; add -WhatIf:$false to create/modify. Use -Environment USGovDoD on the DoD cloud. HOW TO RUN Preview (default): powershell -ExecutionPolicy Bypass -File .\FIDO2G-Set-ScopeTargeting.ps1 -PilotUpns "alice@your-tenant.onmicrosoft.us","bob@your-tenant.onmicrosoft.us" Apply:            add -WhatIf:$false to the same command after reviewing the preview. Connects to US Gov Graph (-Environment USGov). Scopes: Group.ReadWrite.All, User.Read.All. EXPECTED RESULTS The pilot and all-staff groups exist (created if missing) with the requested members; their object IDs are printed for use in the Authentication methods policy target, the registration drive, and the Conditional Access authentication-strength policies. .NOTES White-label — the repeatable way. Read-only against Microsoft Graph US Gov endpoints. #&gt; [CmdletBinding(SupportsShouldProcess=$true, ConfirmImpact='Medium')] param( [string]$PilotGroupName    = 'Phishing-Resistant - Pilot - Users', [string]$AllStaffGroupName = 'Phishing-Resistant - All Staff - Users', [string[]]$PilotUpns    = @(), [string[]]$AllStaffUpns = @(), [ValidateSet('USGov','USGovDoD')][string]$Environment = 'USGov' ) if (-not (Get-Module -ListAvailable -Name Microsoft.Graph.Authentication)) { Install-Module Microsoft.Graph -Scope CurrentUser -Force -AllowClobber } Import-Module Microsoft.Graph.Authentication -ErrorAction Stop Connect-MgGraph -Environment $Environment -Scopes 'Group.ReadWrite.All','User.Read.All' -NoWelcome</w:t>
+        <w:t xml:space="preserve"> Creates (idempotently) the security groups the phishing-resistant rollout targets in a US Government (GCC High/DoD) tenant: a pilot group and an all-staff group used by the Authentication methods policy targeting, the registration drive, and Conditional Access enforcement. Optionally seeds members by UPN. Consistent group names make method targeting, registration, and CA policies repeatable. Runs in -WhatIf (preview) mode by default; add -WhatIf:$false to create/modify. Use -Environment USGovDoD on the DoD cloud. HOW TO RUN Preview (default): powershell -ExecutionPolicy Bypass -File .\FIDO2G-Set-ScopeTargeting.ps1 -PilotUpns "alice@your-tenant.onmicrosoft.us","bob@your-tenant.onmicrosoft.us" Apply:            add -WhatIf:$false to the same command after reviewing the preview. Connects to US Gov Graph (-Environment USGov). Scopes: Group.ReadWrite.All, User.Read.All. EXPECTED RESULTS The pilot and all-staff groups exist (created if missing) with the requested members; their object IDs are printed for use in the Authentication methods policy target, the registration drive, and the Conditional Access authentication-strength policies. .NOTES White-label — the repeatable way. Read-only against Microsoft Graph US Gov endpoints. &gt; [CmdletBinding(SupportsShouldProcess=$true, ConfirmImpact='Medium')] param( [string]$PilotGroupName    = 'Phishing-Resistant - Pilot - Users', [string]$AllStaffGroupName = 'Phishing-Resistant - All Staff - Users', [string[]]$PilotUpns    = @(), [string[]]$AllStaffUpns = @(), [ValidateSet('USGov','USGovDoD')][string]$Environment = 'USGov' ) if (-not (Get-Module -ListAvailable -Name Microsoft.Graph.Authentication)) { Install-Module Microsoft.Graph -Scope CurrentUser -Force -AllowClobber } Import-Module Microsoft.Graph.Authentication -ErrorAction Stop Connect-MgGraph -Environment $Environment -Scopes 'Group.ReadWrite.All','User.Read.All' -NoWelcome</w:t>
       </w:r>
     </w:p>
     <w:p>
@@ -7744,7 +10311,7 @@
         <w:t>How to run:</w:t>
       </w:r>
       <w:r>
-        <w:t xml:space="preserve"> Preview (default): powershell -ExecutionPolicy Bypass -File .\FIDO2G-Set-ScopeTargeting.ps1 -PilotUpns "alice@your-tenant.onmicrosoft.us","bob@your-tenant.onmicrosoft.us" Apply:            add -WhatIf:$false to the same command after reviewing the preview. Connects to US Gov Graph (-Environment USGov). Scopes: Group.ReadWrite.All, User.Read.All. EXPECTED RESULTS The pilot and all-staff groups exist (created if missing) with the requested members; their object IDs are printed for use in the Authentication methods policy target, the registration drive, and the Conditional Access authentication-strength policies. .NOTES White-label — the repeatable way. Read-only against Microsoft Graph US Gov endpoints. #&gt; [CmdletBinding(SupportsShouldProcess=$true, ConfirmImpact='Medium')] param( [string]$PilotGroupName    = 'Phishing-Resistant - Pilot - Users', [string]$AllStaffGroupName = 'Phishing-Resistant - All Staff - Users', [string[]]$PilotUpns    = @(), [string[]]$AllStaffUpns = @(), [ValidateSet('USGov','USGovDoD')][string]$Environment = 'USGov' ) if (-not (Get-Module -ListAvailable -Name Microsoft.Graph.Authentication)) { Install-Module Microsoft.Graph -Scope CurrentUser -Force -AllowClobber } Import-Module Microsoft.Graph.Authentication -ErrorAction Stop Connect-MgGraph -Environment $Environment -Scopes 'Group.ReadWrite.All','User.Read.All' -NoWelcome</w:t>
+        <w:t xml:space="preserve"> Preview (default): powershell -ExecutionPolicy Bypass -File .\FIDO2G-Set-ScopeTargeting.ps1 -PilotUpns "alice@your-tenant.onmicrosoft.us","bob@your-tenant.onmicrosoft.us" Apply:            add -WhatIf:$false to the same command after reviewing the preview. Connects to US Gov Graph (-Environment USGov). Scopes: Group.ReadWrite.All, User.Read.All. EXPECTED RESULTS The pilot and all-staff groups exist (created if missing) with the requested members; their object IDs are printed for use in the Authentication methods policy target, the registration drive, and the Conditional Access authentication-strength policies. .NOTES White-label — the repeatable way. Read-only against Microsoft Graph US Gov endpoints. &gt; [CmdletBinding(SupportsShouldProcess=$true, ConfirmImpact='Medium')] param( [string]$PilotGroupName    = 'Phishing-Resistant - Pilot - Users', [string]$AllStaffGroupName = 'Phishing-Resistant - All Staff - Users', [string[]]$PilotUpns    = @(), [string[]]$AllStaffUpns = @(), [ValidateSet('USGov','USGovDoD')][string]$Environment = 'USGov' ) if (-not (Get-Module -ListAvailable -Name Microsoft.Graph.Authentication)) { Install-Module Microsoft.Graph -Scope CurrentUser -Force -AllowClobber } Import-Module Microsoft.Graph.Authentication -ErrorAction Stop Connect-MgGraph -Environment $Environment -Scopes 'Group.ReadWrite.All','User.Read.All' -NoWelcome</w:t>
       </w:r>
     </w:p>
     <w:p>
@@ -7763,7 +10330,7 @@
         <w:t>Purpose:</w:t>
       </w:r>
       <w:r>
-        <w:t xml:space="preserve"> For a given user in a US Government (GCC High/DoD) tenant, lists their registered authentication methods and reports whether a phishing-resistant, passwordless method (FIDO2 security key, Windows Hello for Business, or certificate-based/CAC-PIV) is registered — and whether the system-preferred/default sign-in method is phishing-resistant. Read-only. Use -Environment USGovDoD on the DoD cloud. HOW TO RUN powershell -ExecutionPolicy Bypass -File .\FIDO2G-Validation.ps1 -UserId user@your-tenant.onmicrosoft.us Connects to US Gov Graph (-Environment USGov). Read-only scopes: UserAuthenticationMethod.Read.All, User.Read.All. EXPECTED RESULTS PASS if the user has at least one phishing-resistant method registered; the methods and the default method are printed. FAIL (yellow) if only weak methods (password, SMS, voice) exist — the user is not yet ready for phishing-resistant enforcement. .NOTES White-label — the repeatable way. Read-only against Microsoft Graph US Gov endpoints. #&gt; [CmdletBinding()] param( [Parameter(Mandatory=$true)][string]$UserId, [ValidateSet('USGov','USGovDoD')][string]$Environment = 'USGov' ) if (-not (Get-Module -ListAvailable -Name Microsoft.Graph.Authentication)) { Install-Module Microsoft.Graph -Scope CurrentUser -Force -AllowClobber } Import-Module Microsoft.Graph.Authentication -ErrorAction Stop Connect-MgGraph -Environment $Environment -Scopes 'UserAuthenticationMethod.Read.All','User.Read.All' -NoWelcome</w:t>
+        <w:t xml:space="preserve"> For a given user in a US Government (GCC High/DoD) tenant, lists their registered authentication methods and reports whether a phishing-resistant, passwordless method (FIDO2 security key, Windows Hello for Business, or certificate-based/CAC-PIV) is registered — and whether the system-preferred/default sign-in method is phishing-resistant. Read-only. Use -Environment USGovDoD on the DoD cloud. HOW TO RUN powershell -ExecutionPolicy Bypass -File .\FIDO2G-Validation.ps1 -UserId user@your-tenant.onmicrosoft.us Connects to US Gov Graph (-Environment USGov). Read-only scopes: UserAuthenticationMethod.Read.All, User.Read.All. EXPECTED RESULTS PASS if the user has at least one phishing-resistant method registered; the methods and the default method are printed. FAIL (yellow) if only weak methods (password, SMS, voice) exist — the user is not yet ready for phishing-resistant enforcement. .NOTES White-label — the repeatable way. Read-only against Microsoft Graph US Gov endpoints. &gt; [CmdletBinding()] param( [Parameter(Mandatory=$true)][string]$UserId, [ValidateSet('USGov','USGovDoD')][string]$Environment = 'USGov' ) if (-not (Get-Module -ListAvailable -Name Microsoft.Graph.Authentication)) { Install-Module Microsoft.Graph -Scope CurrentUser -Force -AllowClobber } Import-Module Microsoft.Graph.Authentication -ErrorAction Stop Connect-MgGraph -Environment $Environment -Scopes 'UserAuthenticationMethod.Read.All','User.Read.All' -NoWelcome</w:t>
       </w:r>
     </w:p>
     <w:p>
@@ -7774,7 +10341,7 @@
         <w:t>How to run:</w:t>
       </w:r>
       <w:r>
-        <w:t xml:space="preserve"> powershell -ExecutionPolicy Bypass -File .\FIDO2G-Validation.ps1 -UserId user@your-tenant.onmicrosoft.us Connects to US Gov Graph (-Environment USGov). Read-only scopes: UserAuthenticationMethod.Read.All, User.Read.All. EXPECTED RESULTS PASS if the user has at least one phishing-resistant method registered; the methods and the default method are printed. FAIL (yellow) if only weak methods (password, SMS, voice) exist — the user is not yet ready for phishing-resistant enforcement. .NOTES White-label — the repeatable way. Read-only against Microsoft Graph US Gov endpoints. #&gt; [CmdletBinding()] param( [Parameter(Mandatory=$true)][string]$UserId, [ValidateSet('USGov','USGovDoD')][string]$Environment = 'USGov' ) if (-not (Get-Module -ListAvailable -Name Microsoft.Graph.Authentication)) { Install-Module Microsoft.Graph -Scope CurrentUser -Force -AllowClobber } Import-Module Microsoft.Graph.Authentication -ErrorAction Stop Connect-MgGraph -Environment $Environment -Scopes 'UserAuthenticationMethod.Read.All','User.Read.All' -NoWelcome</w:t>
+        <w:t xml:space="preserve"> powershell -ExecutionPolicy Bypass -File .\FIDO2G-Validation.ps1 -UserId user@your-tenant.onmicrosoft.us Connects to US Gov Graph (-Environment USGov). Read-only scopes: UserAuthenticationMethod.Read.All, User.Read.All. EXPECTED RESULTS PASS if the user has at least one phishing-resistant method registered; the methods and the default method are printed. FAIL (yellow) if only weak methods (password, SMS, voice) exist — the user is not yet ready for phishing-resistant enforcement. .NOTES White-label — the repeatable way. Read-only against Microsoft Graph US Gov endpoints. &gt; [CmdletBinding()] param( [Parameter(Mandatory=$true)][string]$UserId, [ValidateSet('USGov','USGovDoD')][string]$Environment = 'USGov' ) if (-not (Get-Module -ListAvailable -Name Microsoft.Graph.Authentication)) { Install-Module Microsoft.Graph -Scope CurrentUser -Force -AllowClobber } Import-Module Microsoft.Graph.Authentication -ErrorAction Stop Connect-MgGraph -Environment $Environment -Scopes 'UserAuthenticationMethod.Read.All','User.Read.All' -NoWelcome</w:t>
       </w:r>
     </w:p>
     <w:sectPr>
